--- a/00-首页/题组Word/习题书/第三篇-有机化学/12-高分子化学-学生版-打印版.docx
+++ b/00-首页/题组Word/习题书/第三篇-有机化学/12-高分子化学-学生版-打印版.docx
@@ -114,6 +114,21 @@
         </w:rPr>
         <w:t>？</w:t>
       </w:r>
+    </w:p>
+    <w:p>
+      <w:pPr>
+        <w:spacing w:before="0" w:after="0"/>
+      </w:pPr>
+    </w:p>
+    <w:p>
+      <w:pPr>
+        <w:spacing w:before="0" w:after="0"/>
+      </w:pPr>
+    </w:p>
+    <w:p>
+      <w:pPr>
+        <w:spacing w:before="0" w:after="0"/>
+      </w:pPr>
     </w:p>
     <w:p>
       <w:pPr>
@@ -604,6 +619,16 @@
     </w:p>
     <w:p>
       <w:pPr>
+        <w:spacing w:before="0" w:after="0"/>
+      </w:pPr>
+    </w:p>
+    <w:p>
+      <w:pPr>
+        <w:spacing w:before="0" w:after="0"/>
+      </w:pPr>
+    </w:p>
+    <w:p>
+      <w:pPr>
         <w:spacing w:before="160" w:after="80"/>
       </w:pPr>
       <w:r>
@@ -856,6 +881,16 @@
         </w:rPr>
         <w:t xml:space="preserve">其聚合方式和聚苯乙烯相同</w:t>
       </w:r>
+    </w:p>
+    <w:p>
+      <w:pPr>
+        <w:spacing w:before="0" w:after="0"/>
+      </w:pPr>
+    </w:p>
+    <w:p>
+      <w:pPr>
+        <w:spacing w:before="0" w:after="0"/>
+      </w:pPr>
     </w:p>
     <w:p>
       <w:pPr>
@@ -1315,7 +1350,7 @@
         </w:rPr>
         <w:drawing>
           <wp:inline>
-            <wp:extent cx="2298700" cy="2692400"/>
+            <wp:extent cx="2298700" cy="2688310"/>
             <wp:effectExtent b="0" l="0" r="0" t="0"/>
             <wp:docPr descr="" title="" id="17" name="Picture"/>
             <a:graphic>
@@ -1336,7 +1371,7 @@
                   <pic:spPr bwMode="auto">
                     <a:xfrm>
                       <a:off x="0" y="0"/>
-                      <a:ext cx="2298700" cy="2692400"/>
+                      <a:ext cx="2298700" cy="2688310"/>
                     </a:xfrm>
                     <a:prstGeom prst="rect">
                       <a:avLst/>
@@ -1409,6 +1444,16 @@
     </w:p>
     <w:p>
       <w:pPr>
+        <w:spacing w:before="0" w:after="0"/>
+      </w:pPr>
+    </w:p>
+    <w:p>
+      <w:pPr>
+        <w:spacing w:before="0" w:after="0"/>
+      </w:pPr>
+    </w:p>
+    <w:p>
+      <w:pPr>
         <w:spacing w:before="160" w:after="80"/>
       </w:pPr>
       <w:r>
@@ -1734,6 +1779,46 @@
         </w:rPr>
         <w:t>。</w:t>
       </w:r>
+    </w:p>
+    <w:p>
+      <w:pPr>
+        <w:spacing w:before="0" w:after="0"/>
+      </w:pPr>
+    </w:p>
+    <w:p>
+      <w:pPr>
+        <w:spacing w:before="0" w:after="0"/>
+      </w:pPr>
+    </w:p>
+    <w:p>
+      <w:pPr>
+        <w:spacing w:before="0" w:after="0"/>
+      </w:pPr>
+    </w:p>
+    <w:p>
+      <w:pPr>
+        <w:spacing w:before="0" w:after="0"/>
+      </w:pPr>
+    </w:p>
+    <w:p>
+      <w:pPr>
+        <w:spacing w:before="0" w:after="0"/>
+      </w:pPr>
+    </w:p>
+    <w:p>
+      <w:pPr>
+        <w:spacing w:before="0" w:after="0"/>
+      </w:pPr>
+    </w:p>
+    <w:p>
+      <w:pPr>
+        <w:spacing w:before="0" w:after="0"/>
+      </w:pPr>
+    </w:p>
+    <w:p>
+      <w:pPr>
+        <w:spacing w:before="0" w:after="0"/>
+      </w:pPr>
     </w:p>
     <w:p>
       <w:pPr>
@@ -1809,6 +1894,8 @@
           <w:ilvl w:val="0"/>
           <w:numId w:val="1003"/>
         </w:numPr>
+        <w:ind w:left="480" w:hanging="480"/>
+        <w:spacing w:after="0"/>
       </w:pPr>
       <w:r>
         <w:rPr>
@@ -1863,72 +1950,6 @@
           <w:rFonts w:ascii="Times New Roman" w:hAnsi="Times New Roman" w:eastAsia="Times New Roman" w:cs="Times New Roman"/>
         </w:rPr>
         <w:t xml:space="preserve"> </w:t>
-      </w:r>
-      <w:r>
-        <w:rPr>
-          <w:rFonts w:ascii="Times New Roman" w:hAnsi="Times New Roman" w:eastAsia="Times New Roman" w:cs="Times New Roman"/>
-        </w:rPr>
-        <w:t xml:space="preserve">A. </w:t>
-      </w:r>
-      <w:r>
-        <w:rPr>
-          <w:rFonts w:hint="eastAsia" w:ascii="Times New Roman" w:hAnsi="Times New Roman" w:eastAsia="FangSong" w:cs="Times New Roman"/>
-        </w:rPr>
-        <w:t xml:space="preserve">变好</w:t>
-      </w:r>
-      <w:r>
-        <w:rPr>
-          <w:rFonts w:ascii="Times New Roman" w:hAnsi="Times New Roman" w:eastAsia="Times New Roman" w:cs="Times New Roman"/>
-        </w:rPr>
-        <w:t xml:space="preserve"> </w:t>
-      </w:r>
-      <w:r>
-        <w:rPr>
-          <w:rFonts w:ascii="Times New Roman" w:hAnsi="Times New Roman" w:eastAsia="Times New Roman" w:cs="Times New Roman"/>
-        </w:rPr>
-        <w:t xml:space="preserve">B. </w:t>
-      </w:r>
-      <w:r>
-        <w:rPr>
-          <w:rFonts w:hint="eastAsia" w:ascii="Times New Roman" w:hAnsi="Times New Roman" w:eastAsia="FangSong" w:cs="Times New Roman"/>
-        </w:rPr>
-        <w:t xml:space="preserve">变差</w:t>
-      </w:r>
-      <w:r>
-        <w:rPr>
-          <w:rFonts w:ascii="Times New Roman" w:hAnsi="Times New Roman" w:eastAsia="Times New Roman" w:cs="Times New Roman"/>
-        </w:rPr>
-        <w:t xml:space="preserve"> </w:t>
-      </w:r>
-      <w:r>
-        <w:rPr>
-          <w:rFonts w:ascii="Times New Roman" w:hAnsi="Times New Roman" w:eastAsia="Times New Roman" w:cs="Times New Roman"/>
-        </w:rPr>
-        <w:t xml:space="preserve">C. </w:t>
-      </w:r>
-      <w:r>
-        <w:rPr>
-          <w:rFonts w:hint="eastAsia" w:ascii="Times New Roman" w:hAnsi="Times New Roman" w:eastAsia="FangSong" w:cs="Times New Roman"/>
-        </w:rPr>
-        <w:t xml:space="preserve">基本不变</w:t>
-      </w:r>
-      <w:r>
-        <w:rPr>
-          <w:rFonts w:ascii="Times New Roman" w:hAnsi="Times New Roman" w:eastAsia="Times New Roman" w:cs="Times New Roman"/>
-        </w:rPr>
-        <w:t xml:space="preserve"> </w:t>
-      </w:r>
-      <w:r>
-        <w:rPr>
-          <w:rFonts w:ascii="Times New Roman" w:hAnsi="Times New Roman" w:eastAsia="Times New Roman" w:cs="Times New Roman"/>
-        </w:rPr>
-        <w:t xml:space="preserve">D. </w:t>
-      </w:r>
-      <w:r>
-        <w:rPr>
-          <w:rFonts w:hint="eastAsia" w:ascii="Times New Roman" w:hAnsi="Times New Roman" w:eastAsia="FangSong" w:cs="Times New Roman"/>
-        </w:rPr>
-        <w:t xml:space="preserve">是玄学</w:t>
       </w:r>
     </w:p>
     <w:p>
@@ -1937,25 +1958,9 @@
           <w:ilvl w:val="0"/>
           <w:numId w:val="1003"/>
         </w:numPr>
-      </w:pPr>
-      <w:r>
-        <w:rPr>
-          <w:rFonts w:hint="eastAsia" w:ascii="Times New Roman" w:hAnsi="Times New Roman" w:eastAsia="FangSong" w:cs="Times New Roman"/>
-        </w:rPr>
-        <w:t>以下哪种塑料燃烧会释放剧毒的二噁英</w:t>
-      </w:r>
-      <w:r>
-        <w:rPr>
-          <w:rFonts w:hint="eastAsia" w:ascii="Times New Roman" w:hAnsi="Times New Roman" w:eastAsia="Times New Roman" w:cs="Times New Roman"/>
-        </w:rPr>
-        <w:t>？（）</w:t>
-      </w:r>
-      <w:r>
-        <w:rPr>
-          <w:rFonts w:ascii="Times New Roman" w:hAnsi="Times New Roman" w:eastAsia="Times New Roman" w:cs="Times New Roman"/>
-        </w:rPr>
-        <w:t xml:space="preserve"> </w:t>
-      </w:r>
+        <w:ind w:left="480" w:hanging="480"/>
+        <w:spacing w:before="0" w:after="0"/>
+      </w:pPr>
       <w:r>
         <w:rPr>
           <w:rFonts w:ascii="Times New Roman" w:hAnsi="Times New Roman" w:eastAsia="Times New Roman" w:cs="Times New Roman"/>
@@ -1966,67 +1971,13 @@
         <w:rPr>
           <w:rFonts w:hint="eastAsia" w:ascii="Times New Roman" w:hAnsi="Times New Roman" w:eastAsia="FangSong" w:cs="Times New Roman"/>
         </w:rPr>
-        <w:t xml:space="preserve">聚丙烯</w:t>
-      </w:r>
-      <w:r>
-        <w:rPr>
-          <w:rFonts w:ascii="Times New Roman" w:hAnsi="Times New Roman" w:eastAsia="Times New Roman" w:cs="Times New Roman"/>
-        </w:rPr>
-        <w:t xml:space="preserve"> </w:t>
-      </w:r>
-      <w:r>
-        <w:rPr>
-          <w:rFonts w:ascii="Times New Roman" w:hAnsi="Times New Roman" w:eastAsia="Times New Roman" w:cs="Times New Roman"/>
-        </w:rPr>
-        <w:t xml:space="preserve">B. </w:t>
-      </w:r>
-      <w:r>
-        <w:rPr>
-          <w:rFonts w:hint="eastAsia" w:ascii="Times New Roman" w:hAnsi="Times New Roman" w:eastAsia="FangSong" w:cs="Times New Roman"/>
-        </w:rPr>
-        <w:t xml:space="preserve">聚氯乙烯</w:t>
-      </w:r>
-      <w:r>
-        <w:rPr>
-          <w:rFonts w:ascii="Times New Roman" w:hAnsi="Times New Roman" w:eastAsia="Times New Roman" w:cs="Times New Roman"/>
-        </w:rPr>
-        <w:t xml:space="preserve"> </w:t>
-      </w:r>
-      <w:r>
-        <w:rPr>
-          <w:rFonts w:ascii="Times New Roman" w:hAnsi="Times New Roman" w:eastAsia="Times New Roman" w:cs="Times New Roman"/>
-        </w:rPr>
-        <w:t xml:space="preserve">C. </w:t>
-      </w:r>
-      <w:r>
-        <w:rPr>
-          <w:rFonts w:hint="eastAsia" w:ascii="Times New Roman" w:hAnsi="Times New Roman" w:eastAsia="FangSong" w:cs="Times New Roman"/>
-        </w:rPr>
-        <w:t xml:space="preserve">双酚</w:t>
-      </w:r>
-      <w:r>
-        <w:rPr>
-          <w:rFonts w:ascii="Times New Roman" w:hAnsi="Times New Roman" w:eastAsia="Times New Roman" w:cs="Times New Roman"/>
-        </w:rPr>
-        <w:t xml:space="preserve"> A</w:t>
-      </w:r>
-      <w:r>
-        <w:rPr>
-          <w:rFonts w:ascii="Times New Roman" w:hAnsi="Times New Roman" w:eastAsia="Times New Roman" w:cs="Times New Roman"/>
-        </w:rPr>
-        <w:t xml:space="preserve"> </w:t>
-      </w:r>
-      <w:r>
-        <w:rPr>
-          <w:rFonts w:ascii="Times New Roman" w:hAnsi="Times New Roman" w:eastAsia="Times New Roman" w:cs="Times New Roman"/>
-        </w:rPr>
-        <w:t xml:space="preserve">D. </w:t>
-      </w:r>
-      <w:r>
-        <w:rPr>
-          <w:rFonts w:hint="eastAsia" w:ascii="Times New Roman" w:hAnsi="Times New Roman" w:eastAsia="FangSong" w:cs="Times New Roman"/>
-        </w:rPr>
-        <w:t xml:space="preserve">聚酯纤维</w:t>
+        <w:t xml:space="preserve">变好</w:t>
+      </w:r>
+      <w:r>
+        <w:rPr>
+          <w:rFonts w:ascii="Times New Roman" w:hAnsi="Times New Roman" w:eastAsia="Times New Roman" w:cs="Times New Roman"/>
+        </w:rPr>
+        <w:t xml:space="preserve"> </w:t>
       </w:r>
     </w:p>
     <w:p>
@@ -2035,6 +1986,226 @@
           <w:ilvl w:val="0"/>
           <w:numId w:val="1003"/>
         </w:numPr>
+        <w:ind w:left="480" w:hanging="480"/>
+        <w:spacing w:before="0" w:after="0"/>
+      </w:pPr>
+      <w:r>
+        <w:rPr>
+          <w:rFonts w:ascii="Times New Roman" w:hAnsi="Times New Roman" w:eastAsia="Times New Roman" w:cs="Times New Roman"/>
+        </w:rPr>
+        <w:t xml:space="preserve">B. </w:t>
+      </w:r>
+      <w:r>
+        <w:rPr>
+          <w:rFonts w:hint="eastAsia" w:ascii="Times New Roman" w:hAnsi="Times New Roman" w:eastAsia="FangSong" w:cs="Times New Roman"/>
+        </w:rPr>
+        <w:t xml:space="preserve">变差</w:t>
+      </w:r>
+      <w:r>
+        <w:rPr>
+          <w:rFonts w:ascii="Times New Roman" w:hAnsi="Times New Roman" w:eastAsia="Times New Roman" w:cs="Times New Roman"/>
+        </w:rPr>
+        <w:t xml:space="preserve"> </w:t>
+      </w:r>
+    </w:p>
+    <w:p>
+      <w:pPr>
+        <w:numPr>
+          <w:ilvl w:val="0"/>
+          <w:numId w:val="1003"/>
+        </w:numPr>
+        <w:ind w:left="480" w:hanging="480"/>
+        <w:spacing w:before="0" w:after="0"/>
+      </w:pPr>
+      <w:r>
+        <w:rPr>
+          <w:rFonts w:ascii="Times New Roman" w:hAnsi="Times New Roman" w:eastAsia="Times New Roman" w:cs="Times New Roman"/>
+        </w:rPr>
+        <w:t xml:space="preserve">C. </w:t>
+      </w:r>
+      <w:r>
+        <w:rPr>
+          <w:rFonts w:hint="eastAsia" w:ascii="Times New Roman" w:hAnsi="Times New Roman" w:eastAsia="FangSong" w:cs="Times New Roman"/>
+        </w:rPr>
+        <w:t xml:space="preserve">基本不变</w:t>
+      </w:r>
+      <w:r>
+        <w:rPr>
+          <w:rFonts w:ascii="Times New Roman" w:hAnsi="Times New Roman" w:eastAsia="Times New Roman" w:cs="Times New Roman"/>
+        </w:rPr>
+        <w:t xml:space="preserve"> </w:t>
+      </w:r>
+    </w:p>
+    <w:p>
+      <w:pPr>
+        <w:numPr>
+          <w:ilvl w:val="0"/>
+          <w:numId w:val="1003"/>
+        </w:numPr>
+        <w:ind w:left="480" w:hanging="480"/>
+        <w:spacing w:before="0" w:after="180"/>
+      </w:pPr>
+      <w:r>
+        <w:rPr>
+          <w:rFonts w:ascii="Times New Roman" w:hAnsi="Times New Roman" w:eastAsia="Times New Roman" w:cs="Times New Roman"/>
+        </w:rPr>
+        <w:t xml:space="preserve">D. </w:t>
+      </w:r>
+      <w:r>
+        <w:rPr>
+          <w:rFonts w:hint="eastAsia" w:ascii="Times New Roman" w:hAnsi="Times New Roman" w:eastAsia="FangSong" w:cs="Times New Roman"/>
+        </w:rPr>
+        <w:t xml:space="preserve">是玄学</w:t>
+      </w:r>
+    </w:p>
+    <w:p>
+      <w:pPr>
+        <w:numPr>
+          <w:ilvl w:val="0"/>
+          <w:numId w:val="1003"/>
+        </w:numPr>
+        <w:ind w:left="480" w:hanging="480"/>
+        <w:spacing w:after="0"/>
+      </w:pPr>
+      <w:r>
+        <w:rPr>
+          <w:rFonts w:hint="eastAsia" w:ascii="Times New Roman" w:hAnsi="Times New Roman" w:eastAsia="FangSong" w:cs="Times New Roman"/>
+        </w:rPr>
+        <w:t>以下哪种塑料燃烧会释放剧毒的二噁英</w:t>
+      </w:r>
+      <w:r>
+        <w:rPr>
+          <w:rFonts w:hint="eastAsia" w:ascii="Times New Roman" w:hAnsi="Times New Roman" w:eastAsia="Times New Roman" w:cs="Times New Roman"/>
+        </w:rPr>
+        <w:t>？（）</w:t>
+      </w:r>
+      <w:r>
+        <w:rPr>
+          <w:rFonts w:ascii="Times New Roman" w:hAnsi="Times New Roman" w:eastAsia="Times New Roman" w:cs="Times New Roman"/>
+        </w:rPr>
+        <w:t xml:space="preserve"> </w:t>
+      </w:r>
+    </w:p>
+    <w:p>
+      <w:pPr>
+        <w:numPr>
+          <w:ilvl w:val="0"/>
+          <w:numId w:val="1003"/>
+        </w:numPr>
+        <w:ind w:left="480" w:hanging="480"/>
+        <w:spacing w:before="0" w:after="0"/>
+      </w:pPr>
+      <w:r>
+        <w:rPr>
+          <w:rFonts w:ascii="Times New Roman" w:hAnsi="Times New Roman" w:eastAsia="Times New Roman" w:cs="Times New Roman"/>
+        </w:rPr>
+        <w:t xml:space="preserve">A. </w:t>
+      </w:r>
+      <w:r>
+        <w:rPr>
+          <w:rFonts w:hint="eastAsia" w:ascii="Times New Roman" w:hAnsi="Times New Roman" w:eastAsia="FangSong" w:cs="Times New Roman"/>
+        </w:rPr>
+        <w:t xml:space="preserve">聚丙烯</w:t>
+      </w:r>
+      <w:r>
+        <w:rPr>
+          <w:rFonts w:ascii="Times New Roman" w:hAnsi="Times New Roman" w:eastAsia="Times New Roman" w:cs="Times New Roman"/>
+        </w:rPr>
+        <w:t xml:space="preserve"> </w:t>
+      </w:r>
+    </w:p>
+    <w:p>
+      <w:pPr>
+        <w:numPr>
+          <w:ilvl w:val="0"/>
+          <w:numId w:val="1003"/>
+        </w:numPr>
+        <w:ind w:left="480" w:hanging="480"/>
+        <w:spacing w:before="0" w:after="0"/>
+      </w:pPr>
+      <w:r>
+        <w:rPr>
+          <w:rFonts w:ascii="Times New Roman" w:hAnsi="Times New Roman" w:eastAsia="Times New Roman" w:cs="Times New Roman"/>
+        </w:rPr>
+        <w:t xml:space="preserve">B. </w:t>
+      </w:r>
+      <w:r>
+        <w:rPr>
+          <w:rFonts w:hint="eastAsia" w:ascii="Times New Roman" w:hAnsi="Times New Roman" w:eastAsia="FangSong" w:cs="Times New Roman"/>
+        </w:rPr>
+        <w:t xml:space="preserve">聚氯乙烯</w:t>
+      </w:r>
+      <w:r>
+        <w:rPr>
+          <w:rFonts w:ascii="Times New Roman" w:hAnsi="Times New Roman" w:eastAsia="Times New Roman" w:cs="Times New Roman"/>
+        </w:rPr>
+        <w:t xml:space="preserve"> </w:t>
+      </w:r>
+    </w:p>
+    <w:p>
+      <w:pPr>
+        <w:numPr>
+          <w:ilvl w:val="0"/>
+          <w:numId w:val="1003"/>
+        </w:numPr>
+        <w:ind w:left="480" w:hanging="480"/>
+        <w:spacing w:before="0" w:after="0"/>
+      </w:pPr>
+      <w:r>
+        <w:rPr>
+          <w:rFonts w:ascii="Times New Roman" w:hAnsi="Times New Roman" w:eastAsia="Times New Roman" w:cs="Times New Roman"/>
+        </w:rPr>
+        <w:t xml:space="preserve">C. </w:t>
+      </w:r>
+      <w:r>
+        <w:rPr>
+          <w:rFonts w:hint="eastAsia" w:ascii="Times New Roman" w:hAnsi="Times New Roman" w:eastAsia="FangSong" w:cs="Times New Roman"/>
+        </w:rPr>
+        <w:t xml:space="preserve">双酚</w:t>
+      </w:r>
+      <w:r>
+        <w:rPr>
+          <w:rFonts w:ascii="Times New Roman" w:hAnsi="Times New Roman" w:eastAsia="Times New Roman" w:cs="Times New Roman"/>
+        </w:rPr>
+        <w:t xml:space="preserve"> A</w:t>
+      </w:r>
+      <w:r>
+        <w:rPr>
+          <w:rFonts w:ascii="Times New Roman" w:hAnsi="Times New Roman" w:eastAsia="Times New Roman" w:cs="Times New Roman"/>
+        </w:rPr>
+        <w:t xml:space="preserve"> </w:t>
+      </w:r>
+    </w:p>
+    <w:p>
+      <w:pPr>
+        <w:numPr>
+          <w:ilvl w:val="0"/>
+          <w:numId w:val="1003"/>
+        </w:numPr>
+        <w:ind w:left="480" w:hanging="480"/>
+        <w:spacing w:before="0" w:after="180"/>
+      </w:pPr>
+      <w:r>
+        <w:rPr>
+          <w:rFonts w:ascii="Times New Roman" w:hAnsi="Times New Roman" w:eastAsia="Times New Roman" w:cs="Times New Roman"/>
+        </w:rPr>
+        <w:t xml:space="preserve">D. </w:t>
+      </w:r>
+      <w:r>
+        <w:rPr>
+          <w:rFonts w:hint="eastAsia" w:ascii="Times New Roman" w:hAnsi="Times New Roman" w:eastAsia="FangSong" w:cs="Times New Roman"/>
+        </w:rPr>
+        <w:t xml:space="preserve">聚酯纤维</w:t>
+      </w:r>
+    </w:p>
+    <w:p>
+      <w:pPr>
+        <w:numPr>
+          <w:ilvl w:val="0"/>
+          <w:numId w:val="1003"/>
+        </w:numPr>
+        <w:ind w:left="480" w:hanging="480"/>
+        <w:spacing w:after="0"/>
       </w:pPr>
       <w:r>
         <w:rPr>
@@ -2084,6 +2255,16 @@
         </w:rPr>
         <w:t xml:space="preserve"> </w:t>
       </w:r>
+    </w:p>
+    <w:p>
+      <w:pPr>
+        <w:numPr>
+          <w:ilvl w:val="0"/>
+          <w:numId w:val="1003"/>
+        </w:numPr>
+        <w:ind w:left="480" w:hanging="480"/>
+        <w:spacing w:before="0" w:after="0"/>
+      </w:pPr>
       <w:r>
         <w:rPr>
           <w:rFonts w:ascii="Times New Roman" w:hAnsi="Times New Roman" w:eastAsia="Times New Roman" w:cs="Times New Roman"/>
@@ -2096,6 +2277,16 @@
         </w:rPr>
         <w:t xml:space="preserve"> </w:t>
       </w:r>
+    </w:p>
+    <w:p>
+      <w:pPr>
+        <w:numPr>
+          <w:ilvl w:val="0"/>
+          <w:numId w:val="1003"/>
+        </w:numPr>
+        <w:ind w:left="480" w:hanging="480"/>
+        <w:spacing w:before="0" w:after="0"/>
+      </w:pPr>
       <w:r>
         <w:rPr>
           <w:rFonts w:ascii="Times New Roman" w:hAnsi="Times New Roman" w:eastAsia="Times New Roman" w:cs="Times New Roman"/>
@@ -2108,6 +2299,16 @@
         </w:rPr>
         <w:t xml:space="preserve"> </w:t>
       </w:r>
+    </w:p>
+    <w:p>
+      <w:pPr>
+        <w:numPr>
+          <w:ilvl w:val="0"/>
+          <w:numId w:val="1003"/>
+        </w:numPr>
+        <w:ind w:left="480" w:hanging="480"/>
+        <w:spacing w:before="0" w:after="0"/>
+      </w:pPr>
       <w:r>
         <w:rPr>
           <w:rFonts w:ascii="Times New Roman" w:hAnsi="Times New Roman" w:eastAsia="Times New Roman" w:cs="Times New Roman"/>
@@ -2149,12 +2350,6 @@
         </w:rPr>
         <w:t xml:space="preserve"> </w:t>
       </w:r>
-      <w:r>
-        <w:rPr>
-          <w:rFonts w:ascii="Times New Roman" w:hAnsi="Times New Roman" w:eastAsia="Times New Roman" w:cs="Times New Roman"/>
-        </w:rPr>
-        <w:t xml:space="preserve">D. K</w:t>
-      </w:r>
     </w:p>
     <w:p>
       <w:pPr>
@@ -2162,6 +2357,24 @@
           <w:ilvl w:val="0"/>
           <w:numId w:val="1003"/>
         </w:numPr>
+        <w:ind w:left="480" w:hanging="480"/>
+        <w:spacing w:before="0" w:after="180"/>
+      </w:pPr>
+      <w:r>
+        <w:rPr>
+          <w:rFonts w:ascii="Times New Roman" w:hAnsi="Times New Roman" w:eastAsia="Times New Roman" w:cs="Times New Roman"/>
+        </w:rPr>
+        <w:t xml:space="preserve">D. K</w:t>
+      </w:r>
+    </w:p>
+    <w:p>
+      <w:pPr>
+        <w:numPr>
+          <w:ilvl w:val="0"/>
+          <w:numId w:val="1003"/>
+        </w:numPr>
+        <w:ind w:left="480" w:hanging="480"/>
+        <w:spacing w:after="0"/>
       </w:pPr>
       <w:r>
         <w:rPr>
@@ -2222,6 +2435,16 @@
         </w:rPr>
         <w:t xml:space="preserve"> </w:t>
       </w:r>
+    </w:p>
+    <w:p>
+      <w:pPr>
+        <w:numPr>
+          <w:ilvl w:val="0"/>
+          <w:numId w:val="1003"/>
+        </w:numPr>
+        <w:ind w:left="480" w:hanging="480"/>
+        <w:spacing w:before="0" w:after="0"/>
+      </w:pPr>
       <w:r>
         <w:rPr>
           <w:rFonts w:ascii="Times New Roman" w:hAnsi="Times New Roman" w:eastAsia="Times New Roman" w:cs="Times New Roman"/>
@@ -2258,6 +2481,16 @@
         </w:rPr>
         <w:t xml:space="preserve"> </w:t>
       </w:r>
+    </w:p>
+    <w:p>
+      <w:pPr>
+        <w:numPr>
+          <w:ilvl w:val="0"/>
+          <w:numId w:val="1003"/>
+        </w:numPr>
+        <w:ind w:left="480" w:hanging="480"/>
+        <w:spacing w:before="0" w:after="0"/>
+      </w:pPr>
       <w:r>
         <w:rPr>
           <w:rFonts w:ascii="Times New Roman" w:hAnsi="Times New Roman" w:eastAsia="Times New Roman" w:cs="Times New Roman"/>
@@ -2296,36 +2529,6 @@
         </w:rPr>
         <w:t xml:space="preserve"> </w:t>
       </w:r>
-      <w:r>
-        <w:rPr>
-          <w:rFonts w:ascii="Times New Roman" w:hAnsi="Times New Roman" w:eastAsia="Times New Roman" w:cs="Times New Roman"/>
-        </w:rPr>
-        <w:t xml:space="preserve">C. </w:t>
-      </w:r>
-      <w:r>
-        <w:rPr>
-          <w:rFonts w:hint="eastAsia" w:ascii="Times New Roman" w:hAnsi="Times New Roman" w:eastAsia="FangSong" w:cs="Times New Roman"/>
-        </w:rPr>
-        <w:t xml:space="preserve">属于阴离子聚合</w:t>
-      </w:r>
-      <w:r>
-        <w:rPr>
-          <w:rFonts w:ascii="Times New Roman" w:hAnsi="Times New Roman" w:eastAsia="Times New Roman" w:cs="Times New Roman"/>
-        </w:rPr>
-        <w:t xml:space="preserve"> </w:t>
-      </w:r>
-      <w:r>
-        <w:rPr>
-          <w:rFonts w:ascii="Times New Roman" w:hAnsi="Times New Roman" w:eastAsia="Times New Roman" w:cs="Times New Roman"/>
-        </w:rPr>
-        <w:t xml:space="preserve">D. </w:t>
-      </w:r>
-      <w:r>
-        <w:rPr>
-          <w:rFonts w:hint="eastAsia" w:ascii="Times New Roman" w:hAnsi="Times New Roman" w:eastAsia="FangSong" w:cs="Times New Roman"/>
-        </w:rPr>
-        <w:t xml:space="preserve">聚合是放热反应</w:t>
-      </w:r>
     </w:p>
     <w:p>
       <w:pPr>
@@ -2333,91 +2536,9 @@
           <w:ilvl w:val="0"/>
           <w:numId w:val="1003"/>
         </w:numPr>
-      </w:pPr>
-      <w:r>
-        <w:rPr>
-          <w:rFonts w:hint="eastAsia" w:ascii="Times New Roman" w:hAnsi="Times New Roman" w:eastAsia="FangSong" w:cs="Times New Roman"/>
-        </w:rPr>
-        <w:t xml:space="preserve">己内酰胺用</w:t>
-      </w:r>
-      <w:r>
-        <w:rPr>
-          <w:rFonts w:ascii="Times New Roman" w:hAnsi="Times New Roman" w:eastAsia="Times New Roman" w:cs="Times New Roman"/>
-        </w:rPr>
-        <w:t xml:space="preserve"> NaOH </w:t>
-      </w:r>
-      <w:r>
-        <w:rPr>
-          <w:rFonts w:hint="eastAsia" w:ascii="Times New Roman" w:hAnsi="Times New Roman" w:eastAsia="FangSong" w:cs="Times New Roman"/>
-        </w:rPr>
-        <w:t>引发聚合合成尼龙</w:t>
-      </w:r>
-      <w:r>
-        <w:rPr>
-          <w:rFonts w:hint="eastAsia" w:ascii="Times New Roman" w:hAnsi="Times New Roman" w:eastAsia="Times New Roman" w:cs="Times New Roman"/>
-        </w:rPr>
-        <w:t>66，</w:t>
-      </w:r>
-      <w:r>
-        <w:rPr>
-          <w:rFonts w:hint="eastAsia" w:ascii="Times New Roman" w:hAnsi="Times New Roman" w:eastAsia="FangSong" w:cs="Times New Roman"/>
-        </w:rPr>
-        <w:t>聚合机理属于</w:t>
-      </w:r>
-      <w:r>
-        <w:rPr>
-          <w:rFonts w:hint="eastAsia" w:ascii="Times New Roman" w:hAnsi="Times New Roman" w:eastAsia="Times New Roman" w:cs="Times New Roman"/>
-        </w:rPr>
-        <w:t>(</w:t>
-      </w:r>
-      <w:r>
-        <w:rPr>
-          <w:rFonts w:ascii="Times New Roman" w:hAnsi="Times New Roman" w:eastAsia="Times New Roman" w:cs="Times New Roman"/>
-        </w:rPr>
-        <w:t xml:space="preserve"> )。</w:t>
-      </w:r>
-      <w:r>
-        <w:rPr>
-          <w:rFonts w:ascii="Times New Roman" w:hAnsi="Times New Roman" w:eastAsia="Times New Roman" w:cs="Times New Roman"/>
-        </w:rPr>
-        <w:t xml:space="preserve"> </w:t>
-      </w:r>
-      <w:r>
-        <w:rPr>
-          <w:rFonts w:ascii="Times New Roman" w:hAnsi="Times New Roman" w:eastAsia="Times New Roman" w:cs="Times New Roman"/>
-        </w:rPr>
-        <w:t xml:space="preserve">A. </w:t>
-      </w:r>
-      <w:r>
-        <w:rPr>
-          <w:rFonts w:hint="eastAsia" w:ascii="Times New Roman" w:hAnsi="Times New Roman" w:eastAsia="FangSong" w:cs="Times New Roman"/>
-        </w:rPr>
-        <w:t xml:space="preserve">缩合聚合</w:t>
-      </w:r>
-      <w:r>
-        <w:rPr>
-          <w:rFonts w:ascii="Times New Roman" w:hAnsi="Times New Roman" w:eastAsia="Times New Roman" w:cs="Times New Roman"/>
-        </w:rPr>
-        <w:t xml:space="preserve"> </w:t>
-      </w:r>
-      <w:r>
-        <w:rPr>
-          <w:rFonts w:ascii="Times New Roman" w:hAnsi="Times New Roman" w:eastAsia="Times New Roman" w:cs="Times New Roman"/>
-        </w:rPr>
-        <w:t xml:space="preserve">B. </w:t>
-      </w:r>
-      <w:r>
-        <w:rPr>
-          <w:rFonts w:hint="eastAsia" w:ascii="Times New Roman" w:hAnsi="Times New Roman" w:eastAsia="FangSong" w:cs="Times New Roman"/>
-        </w:rPr>
-        <w:t xml:space="preserve">开环聚合</w:t>
-      </w:r>
-      <w:r>
-        <w:rPr>
-          <w:rFonts w:ascii="Times New Roman" w:hAnsi="Times New Roman" w:eastAsia="Times New Roman" w:cs="Times New Roman"/>
-        </w:rPr>
-        <w:t xml:space="preserve"> </w:t>
-      </w:r>
+        <w:ind w:left="480" w:hanging="480"/>
+        <w:spacing w:before="0" w:after="0"/>
+      </w:pPr>
       <w:r>
         <w:rPr>
           <w:rFonts w:ascii="Times New Roman" w:hAnsi="Times New Roman" w:eastAsia="Times New Roman" w:cs="Times New Roman"/>
@@ -2428,25 +2549,13 @@
         <w:rPr>
           <w:rFonts w:hint="eastAsia" w:ascii="Times New Roman" w:hAnsi="Times New Roman" w:eastAsia="FangSong" w:cs="Times New Roman"/>
         </w:rPr>
-        <w:t xml:space="preserve">阴离子聚合</w:t>
-      </w:r>
-      <w:r>
-        <w:rPr>
-          <w:rFonts w:ascii="Times New Roman" w:hAnsi="Times New Roman" w:eastAsia="Times New Roman" w:cs="Times New Roman"/>
-        </w:rPr>
-        <w:t xml:space="preserve"> </w:t>
-      </w:r>
-      <w:r>
-        <w:rPr>
-          <w:rFonts w:ascii="Times New Roman" w:hAnsi="Times New Roman" w:eastAsia="Times New Roman" w:cs="Times New Roman"/>
-        </w:rPr>
-        <w:t xml:space="preserve">D. </w:t>
-      </w:r>
-      <w:r>
-        <w:rPr>
-          <w:rFonts w:hint="eastAsia" w:ascii="Times New Roman" w:hAnsi="Times New Roman" w:eastAsia="FangSong" w:cs="Times New Roman"/>
-        </w:rPr>
-        <w:t xml:space="preserve">阳离子聚合</w:t>
+        <w:t xml:space="preserve">属于阴离子聚合</w:t>
+      </w:r>
+      <w:r>
+        <w:rPr>
+          <w:rFonts w:ascii="Times New Roman" w:hAnsi="Times New Roman" w:eastAsia="Times New Roman" w:cs="Times New Roman"/>
+        </w:rPr>
+        <w:t xml:space="preserve"> </w:t>
       </w:r>
     </w:p>
     <w:p>
@@ -2455,6 +2564,194 @@
           <w:ilvl w:val="0"/>
           <w:numId w:val="1003"/>
         </w:numPr>
+        <w:ind w:left="480" w:hanging="480"/>
+        <w:spacing w:before="0" w:after="180"/>
+      </w:pPr>
+      <w:r>
+        <w:rPr>
+          <w:rFonts w:ascii="Times New Roman" w:hAnsi="Times New Roman" w:eastAsia="Times New Roman" w:cs="Times New Roman"/>
+        </w:rPr>
+        <w:t xml:space="preserve">D. </w:t>
+      </w:r>
+      <w:r>
+        <w:rPr>
+          <w:rFonts w:hint="eastAsia" w:ascii="Times New Roman" w:hAnsi="Times New Roman" w:eastAsia="FangSong" w:cs="Times New Roman"/>
+        </w:rPr>
+        <w:t xml:space="preserve">聚合是放热反应</w:t>
+      </w:r>
+    </w:p>
+    <w:p>
+      <w:pPr>
+        <w:numPr>
+          <w:ilvl w:val="0"/>
+          <w:numId w:val="1003"/>
+        </w:numPr>
+        <w:ind w:left="480" w:hanging="480"/>
+        <w:spacing w:after="0"/>
+      </w:pPr>
+      <w:r>
+        <w:rPr>
+          <w:rFonts w:hint="eastAsia" w:ascii="Times New Roman" w:hAnsi="Times New Roman" w:eastAsia="FangSong" w:cs="Times New Roman"/>
+        </w:rPr>
+        <w:t xml:space="preserve">己内酰胺用</w:t>
+      </w:r>
+      <w:r>
+        <w:rPr>
+          <w:rFonts w:ascii="Times New Roman" w:hAnsi="Times New Roman" w:eastAsia="Times New Roman" w:cs="Times New Roman"/>
+        </w:rPr>
+        <w:t xml:space="preserve"> NaOH </w:t>
+      </w:r>
+      <w:r>
+        <w:rPr>
+          <w:rFonts w:hint="eastAsia" w:ascii="Times New Roman" w:hAnsi="Times New Roman" w:eastAsia="FangSong" w:cs="Times New Roman"/>
+        </w:rPr>
+        <w:t>引发聚合合成尼龙</w:t>
+      </w:r>
+      <w:r>
+        <w:rPr>
+          <w:rFonts w:hint="eastAsia" w:ascii="Times New Roman" w:hAnsi="Times New Roman" w:eastAsia="Times New Roman" w:cs="Times New Roman"/>
+        </w:rPr>
+        <w:t>66，</w:t>
+      </w:r>
+      <w:r>
+        <w:rPr>
+          <w:rFonts w:hint="eastAsia" w:ascii="Times New Roman" w:hAnsi="Times New Roman" w:eastAsia="FangSong" w:cs="Times New Roman"/>
+        </w:rPr>
+        <w:t>聚合机理属于</w:t>
+      </w:r>
+      <w:r>
+        <w:rPr>
+          <w:rFonts w:hint="eastAsia" w:ascii="Times New Roman" w:hAnsi="Times New Roman" w:eastAsia="Times New Roman" w:cs="Times New Roman"/>
+        </w:rPr>
+        <w:t>(</w:t>
+      </w:r>
+      <w:r>
+        <w:rPr>
+          <w:rFonts w:ascii="Times New Roman" w:hAnsi="Times New Roman" w:eastAsia="Times New Roman" w:cs="Times New Roman"/>
+        </w:rPr>
+        <w:t xml:space="preserve"> )。</w:t>
+      </w:r>
+      <w:r>
+        <w:rPr>
+          <w:rFonts w:ascii="Times New Roman" w:hAnsi="Times New Roman" w:eastAsia="Times New Roman" w:cs="Times New Roman"/>
+        </w:rPr>
+        <w:t xml:space="preserve"> </w:t>
+      </w:r>
+    </w:p>
+    <w:p>
+      <w:pPr>
+        <w:numPr>
+          <w:ilvl w:val="0"/>
+          <w:numId w:val="1003"/>
+        </w:numPr>
+        <w:ind w:left="480" w:hanging="480"/>
+        <w:spacing w:before="0" w:after="0"/>
+      </w:pPr>
+      <w:r>
+        <w:rPr>
+          <w:rFonts w:ascii="Times New Roman" w:hAnsi="Times New Roman" w:eastAsia="Times New Roman" w:cs="Times New Roman"/>
+        </w:rPr>
+        <w:t xml:space="preserve">A. </w:t>
+      </w:r>
+      <w:r>
+        <w:rPr>
+          <w:rFonts w:hint="eastAsia" w:ascii="Times New Roman" w:hAnsi="Times New Roman" w:eastAsia="FangSong" w:cs="Times New Roman"/>
+        </w:rPr>
+        <w:t xml:space="preserve">缩合聚合</w:t>
+      </w:r>
+      <w:r>
+        <w:rPr>
+          <w:rFonts w:ascii="Times New Roman" w:hAnsi="Times New Roman" w:eastAsia="Times New Roman" w:cs="Times New Roman"/>
+        </w:rPr>
+        <w:t xml:space="preserve"> </w:t>
+      </w:r>
+    </w:p>
+    <w:p>
+      <w:pPr>
+        <w:numPr>
+          <w:ilvl w:val="0"/>
+          <w:numId w:val="1003"/>
+        </w:numPr>
+        <w:ind w:left="480" w:hanging="480"/>
+        <w:spacing w:before="0" w:after="0"/>
+      </w:pPr>
+      <w:r>
+        <w:rPr>
+          <w:rFonts w:ascii="Times New Roman" w:hAnsi="Times New Roman" w:eastAsia="Times New Roman" w:cs="Times New Roman"/>
+        </w:rPr>
+        <w:t xml:space="preserve">B. </w:t>
+      </w:r>
+      <w:r>
+        <w:rPr>
+          <w:rFonts w:hint="eastAsia" w:ascii="Times New Roman" w:hAnsi="Times New Roman" w:eastAsia="FangSong" w:cs="Times New Roman"/>
+        </w:rPr>
+        <w:t xml:space="preserve">开环聚合</w:t>
+      </w:r>
+      <w:r>
+        <w:rPr>
+          <w:rFonts w:ascii="Times New Roman" w:hAnsi="Times New Roman" w:eastAsia="Times New Roman" w:cs="Times New Roman"/>
+        </w:rPr>
+        <w:t xml:space="preserve"> </w:t>
+      </w:r>
+    </w:p>
+    <w:p>
+      <w:pPr>
+        <w:numPr>
+          <w:ilvl w:val="0"/>
+          <w:numId w:val="1003"/>
+        </w:numPr>
+        <w:ind w:left="480" w:hanging="480"/>
+        <w:spacing w:before="0" w:after="0"/>
+      </w:pPr>
+      <w:r>
+        <w:rPr>
+          <w:rFonts w:ascii="Times New Roman" w:hAnsi="Times New Roman" w:eastAsia="Times New Roman" w:cs="Times New Roman"/>
+        </w:rPr>
+        <w:t xml:space="preserve">C. </w:t>
+      </w:r>
+      <w:r>
+        <w:rPr>
+          <w:rFonts w:hint="eastAsia" w:ascii="Times New Roman" w:hAnsi="Times New Roman" w:eastAsia="FangSong" w:cs="Times New Roman"/>
+        </w:rPr>
+        <w:t xml:space="preserve">阴离子聚合</w:t>
+      </w:r>
+      <w:r>
+        <w:rPr>
+          <w:rFonts w:ascii="Times New Roman" w:hAnsi="Times New Roman" w:eastAsia="Times New Roman" w:cs="Times New Roman"/>
+        </w:rPr>
+        <w:t xml:space="preserve"> </w:t>
+      </w:r>
+    </w:p>
+    <w:p>
+      <w:pPr>
+        <w:numPr>
+          <w:ilvl w:val="0"/>
+          <w:numId w:val="1003"/>
+        </w:numPr>
+        <w:ind w:left="480" w:hanging="480"/>
+        <w:spacing w:before="0" w:after="180"/>
+      </w:pPr>
+      <w:r>
+        <w:rPr>
+          <w:rFonts w:ascii="Times New Roman" w:hAnsi="Times New Roman" w:eastAsia="Times New Roman" w:cs="Times New Roman"/>
+        </w:rPr>
+        <w:t xml:space="preserve">D. </w:t>
+      </w:r>
+      <w:r>
+        <w:rPr>
+          <w:rFonts w:hint="eastAsia" w:ascii="Times New Roman" w:hAnsi="Times New Roman" w:eastAsia="FangSong" w:cs="Times New Roman"/>
+        </w:rPr>
+        <w:t xml:space="preserve">阳离子聚合</w:t>
+      </w:r>
+    </w:p>
+    <w:p>
+      <w:pPr>
+        <w:numPr>
+          <w:ilvl w:val="0"/>
+          <w:numId w:val="1003"/>
+        </w:numPr>
+        <w:ind w:left="480" w:hanging="480"/>
+        <w:spacing w:after="0"/>
       </w:pPr>
       <w:r>
         <w:rPr>
@@ -2516,6 +2813,16 @@
         </w:rPr>
         <w:t xml:space="preserve"> </w:t>
       </w:r>
+    </w:p>
+    <w:p>
+      <w:pPr>
+        <w:numPr>
+          <w:ilvl w:val="0"/>
+          <w:numId w:val="1003"/>
+        </w:numPr>
+        <w:ind w:left="480" w:hanging="480"/>
+        <w:spacing w:before="0" w:after="0"/>
+      </w:pPr>
       <w:r>
         <w:rPr>
           <w:rFonts w:ascii="Times New Roman" w:hAnsi="Times New Roman" w:eastAsia="Times New Roman" w:cs="Times New Roman"/>
@@ -2534,6 +2841,16 @@
         </w:rPr>
         <w:t xml:space="preserve"> </w:t>
       </w:r>
+    </w:p>
+    <w:p>
+      <w:pPr>
+        <w:numPr>
+          <w:ilvl w:val="0"/>
+          <w:numId w:val="1003"/>
+        </w:numPr>
+        <w:ind w:left="480" w:hanging="480"/>
+        <w:spacing w:before="0" w:after="0"/>
+      </w:pPr>
       <w:r>
         <w:rPr>
           <w:rFonts w:ascii="Times New Roman" w:hAnsi="Times New Roman" w:eastAsia="Times New Roman" w:cs="Times New Roman"/>
@@ -2552,6 +2869,16 @@
         </w:rPr>
         <w:t xml:space="preserve"> </w:t>
       </w:r>
+    </w:p>
+    <w:p>
+      <w:pPr>
+        <w:numPr>
+          <w:ilvl w:val="0"/>
+          <w:numId w:val="1003"/>
+        </w:numPr>
+        <w:ind w:left="480" w:hanging="480"/>
+        <w:spacing w:before="0" w:after="0"/>
+      </w:pPr>
       <w:r>
         <w:rPr>
           <w:rFonts w:ascii="Times New Roman" w:hAnsi="Times New Roman" w:eastAsia="Times New Roman" w:cs="Times New Roman"/>
@@ -2570,6 +2897,16 @@
         </w:rPr>
         <w:t xml:space="preserve"> </w:t>
       </w:r>
+    </w:p>
+    <w:p>
+      <w:pPr>
+        <w:numPr>
+          <w:ilvl w:val="0"/>
+          <w:numId w:val="1003"/>
+        </w:numPr>
+        <w:ind w:left="480" w:hanging="480"/>
+        <w:spacing w:before="0" w:after="180"/>
+      </w:pPr>
       <w:r>
         <w:rPr>
           <w:rFonts w:ascii="Times New Roman" w:hAnsi="Times New Roman" w:eastAsia="Times New Roman" w:cs="Times New Roman"/>
@@ -2756,6 +3093,16 @@
         </w:rPr>
         <w:t>答案</w:t>
       </w:r>
+    </w:p>
+    <w:p>
+      <w:pPr>
+        <w:spacing w:before="0" w:after="0"/>
+      </w:pPr>
+    </w:p>
+    <w:p>
+      <w:pPr>
+        <w:spacing w:before="0" w:after="0"/>
+      </w:pPr>
     </w:p>
     <w:p>
       <w:pPr>
@@ -3394,6 +3741,46 @@
     </w:p>
     <w:p>
       <w:pPr>
+        <w:spacing w:before="0" w:after="0"/>
+      </w:pPr>
+    </w:p>
+    <w:p>
+      <w:pPr>
+        <w:spacing w:before="0" w:after="0"/>
+      </w:pPr>
+    </w:p>
+    <w:p>
+      <w:pPr>
+        <w:spacing w:before="0" w:after="0"/>
+      </w:pPr>
+    </w:p>
+    <w:p>
+      <w:pPr>
+        <w:spacing w:before="0" w:after="0"/>
+      </w:pPr>
+    </w:p>
+    <w:p>
+      <w:pPr>
+        <w:spacing w:before="0" w:after="0"/>
+      </w:pPr>
+    </w:p>
+    <w:p>
+      <w:pPr>
+        <w:spacing w:before="0" w:after="0"/>
+      </w:pPr>
+    </w:p>
+    <w:p>
+      <w:pPr>
+        <w:spacing w:before="0" w:after="0"/>
+      </w:pPr>
+    </w:p>
+    <w:p>
+      <w:pPr>
+        <w:spacing w:before="0" w:after="0"/>
+      </w:pPr>
+    </w:p>
+    <w:p>
+      <w:pPr>
         <w:spacing w:before="160" w:after="80"/>
       </w:pPr>
       <w:r>
@@ -3807,6 +4194,46 @@
     </w:p>
     <w:p>
       <w:pPr>
+        <w:spacing w:before="0" w:after="0"/>
+      </w:pPr>
+    </w:p>
+    <w:p>
+      <w:pPr>
+        <w:spacing w:before="0" w:after="0"/>
+      </w:pPr>
+    </w:p>
+    <w:p>
+      <w:pPr>
+        <w:spacing w:before="0" w:after="0"/>
+      </w:pPr>
+    </w:p>
+    <w:p>
+      <w:pPr>
+        <w:spacing w:before="0" w:after="0"/>
+      </w:pPr>
+    </w:p>
+    <w:p>
+      <w:pPr>
+        <w:spacing w:before="0" w:after="0"/>
+      </w:pPr>
+    </w:p>
+    <w:p>
+      <w:pPr>
+        <w:spacing w:before="0" w:after="0"/>
+      </w:pPr>
+    </w:p>
+    <w:p>
+      <w:pPr>
+        <w:spacing w:before="0" w:after="0"/>
+      </w:pPr>
+    </w:p>
+    <w:p>
+      <w:pPr>
+        <w:spacing w:before="0" w:after="0"/>
+      </w:pPr>
+    </w:p>
+    <w:p>
+      <w:pPr>
         <w:spacing w:before="160" w:after="80"/>
       </w:pPr>
       <w:r>
@@ -4000,6 +4427,8 @@
           <w:ilvl w:val="0"/>
           <w:numId w:val="1006"/>
         </w:numPr>
+        <w:ind w:left="480" w:hanging="480"/>
+        <w:spacing w:after="0"/>
       </w:pPr>
       <w:r>
         <w:rPr>
@@ -4067,6 +4496,16 @@
         </w:rPr>
         <w:t xml:space="preserve"> </w:t>
       </w:r>
+    </w:p>
+    <w:p>
+      <w:pPr>
+        <w:numPr>
+          <w:ilvl w:val="0"/>
+          <w:numId w:val="1006"/>
+        </w:numPr>
+        <w:ind w:left="480" w:hanging="480"/>
+        <w:spacing w:before="0" w:after="0"/>
+      </w:pPr>
       <w:r>
         <w:rPr>
           <w:rFonts w:ascii="Times New Roman" w:hAnsi="Times New Roman" w:eastAsia="Times New Roman" w:cs="Times New Roman"/>
@@ -4103,6 +4542,16 @@
         </w:rPr>
         <w:t xml:space="preserve"> </w:t>
       </w:r>
+    </w:p>
+    <w:p>
+      <w:pPr>
+        <w:numPr>
+          <w:ilvl w:val="0"/>
+          <w:numId w:val="1006"/>
+        </w:numPr>
+        <w:ind w:left="480" w:hanging="480"/>
+        <w:spacing w:before="0" w:after="0"/>
+      </w:pPr>
       <w:r>
         <w:rPr>
           <w:rFonts w:ascii="Times New Roman" w:hAnsi="Times New Roman" w:eastAsia="Times New Roman" w:cs="Times New Roman"/>
@@ -4133,6 +4582,16 @@
         </w:rPr>
         <w:t xml:space="preserve"> </w:t>
       </w:r>
+    </w:p>
+    <w:p>
+      <w:pPr>
+        <w:numPr>
+          <w:ilvl w:val="0"/>
+          <w:numId w:val="1006"/>
+        </w:numPr>
+        <w:ind w:left="480" w:hanging="480"/>
+        <w:spacing w:before="0" w:after="0"/>
+      </w:pPr>
       <w:r>
         <w:rPr>
           <w:rFonts w:ascii="Times New Roman" w:hAnsi="Times New Roman" w:eastAsia="Times New Roman" w:cs="Times New Roman"/>
@@ -4163,6 +4622,16 @@
         </w:rPr>
         <w:t xml:space="preserve"> </w:t>
       </w:r>
+    </w:p>
+    <w:p>
+      <w:pPr>
+        <w:numPr>
+          <w:ilvl w:val="0"/>
+          <w:numId w:val="1006"/>
+        </w:numPr>
+        <w:ind w:left="480" w:hanging="480"/>
+        <w:spacing w:before="0" w:after="180"/>
+      </w:pPr>
       <w:r>
         <w:rPr>
           <w:rFonts w:ascii="Times New Roman" w:hAnsi="Times New Roman" w:eastAsia="Times New Roman" w:cs="Times New Roman"/>
@@ -4372,6 +4841,16 @@
         </w:rPr>
         <w:t>答案</w:t>
       </w:r>
+    </w:p>
+    <w:p>
+      <w:pPr>
+        <w:spacing w:before="0" w:after="0"/>
+      </w:pPr>
+    </w:p>
+    <w:p>
+      <w:pPr>
+        <w:spacing w:before="0" w:after="0"/>
+      </w:pPr>
     </w:p>
     <w:p>
       <w:pPr>
@@ -4793,6 +5272,46 @@
     </w:p>
     <w:p>
       <w:pPr>
+        <w:spacing w:before="0" w:after="0"/>
+      </w:pPr>
+    </w:p>
+    <w:p>
+      <w:pPr>
+        <w:spacing w:before="0" w:after="0"/>
+      </w:pPr>
+    </w:p>
+    <w:p>
+      <w:pPr>
+        <w:spacing w:before="0" w:after="0"/>
+      </w:pPr>
+    </w:p>
+    <w:p>
+      <w:pPr>
+        <w:spacing w:before="0" w:after="0"/>
+      </w:pPr>
+    </w:p>
+    <w:p>
+      <w:pPr>
+        <w:spacing w:before="0" w:after="0"/>
+      </w:pPr>
+    </w:p>
+    <w:p>
+      <w:pPr>
+        <w:spacing w:before="0" w:after="0"/>
+      </w:pPr>
+    </w:p>
+    <w:p>
+      <w:pPr>
+        <w:spacing w:before="0" w:after="0"/>
+      </w:pPr>
+    </w:p>
+    <w:p>
+      <w:pPr>
+        <w:spacing w:before="0" w:after="0"/>
+      </w:pPr>
+    </w:p>
+    <w:p>
+      <w:pPr>
         <w:spacing w:before="160" w:after="80"/>
       </w:pPr>
       <w:r>
@@ -5864,6 +6383,46 @@
         </w:rPr>
         <w:t>答案</w:t>
       </w:r>
+    </w:p>
+    <w:p>
+      <w:pPr>
+        <w:spacing w:before="0" w:after="0"/>
+      </w:pPr>
+    </w:p>
+    <w:p>
+      <w:pPr>
+        <w:spacing w:before="0" w:after="0"/>
+      </w:pPr>
+    </w:p>
+    <w:p>
+      <w:pPr>
+        <w:spacing w:before="0" w:after="0"/>
+      </w:pPr>
+    </w:p>
+    <w:p>
+      <w:pPr>
+        <w:spacing w:before="0" w:after="0"/>
+      </w:pPr>
+    </w:p>
+    <w:p>
+      <w:pPr>
+        <w:spacing w:before="0" w:after="0"/>
+      </w:pPr>
+    </w:p>
+    <w:p>
+      <w:pPr>
+        <w:spacing w:before="0" w:after="0"/>
+      </w:pPr>
+    </w:p>
+    <w:p>
+      <w:pPr>
+        <w:spacing w:before="0" w:after="0"/>
+      </w:pPr>
+    </w:p>
+    <w:p>
+      <w:pPr>
+        <w:spacing w:before="0" w:after="0"/>
+      </w:pPr>
     </w:p>
     <w:p>
       <w:pPr>
@@ -6356,6 +6915,46 @@
     </w:p>
     <w:p>
       <w:pPr>
+        <w:spacing w:before="0" w:after="0"/>
+      </w:pPr>
+    </w:p>
+    <w:p>
+      <w:pPr>
+        <w:spacing w:before="0" w:after="0"/>
+      </w:pPr>
+    </w:p>
+    <w:p>
+      <w:pPr>
+        <w:spacing w:before="0" w:after="0"/>
+      </w:pPr>
+    </w:p>
+    <w:p>
+      <w:pPr>
+        <w:spacing w:before="0" w:after="0"/>
+      </w:pPr>
+    </w:p>
+    <w:p>
+      <w:pPr>
+        <w:spacing w:before="0" w:after="0"/>
+      </w:pPr>
+    </w:p>
+    <w:p>
+      <w:pPr>
+        <w:spacing w:before="0" w:after="0"/>
+      </w:pPr>
+    </w:p>
+    <w:p>
+      <w:pPr>
+        <w:spacing w:before="0" w:after="0"/>
+      </w:pPr>
+    </w:p>
+    <w:p>
+      <w:pPr>
+        <w:spacing w:before="0" w:after="0"/>
+      </w:pPr>
+    </w:p>
+    <w:p>
+      <w:pPr>
         <w:spacing w:before="160" w:after="80"/>
       </w:pPr>
       <w:r>
@@ -6701,6 +7300,46 @@
         </w:rPr>
         <w:t>答案</w:t>
       </w:r>
+    </w:p>
+    <w:p>
+      <w:pPr>
+        <w:spacing w:before="0" w:after="0"/>
+      </w:pPr>
+    </w:p>
+    <w:p>
+      <w:pPr>
+        <w:spacing w:before="0" w:after="0"/>
+      </w:pPr>
+    </w:p>
+    <w:p>
+      <w:pPr>
+        <w:spacing w:before="0" w:after="0"/>
+      </w:pPr>
+    </w:p>
+    <w:p>
+      <w:pPr>
+        <w:spacing w:before="0" w:after="0"/>
+      </w:pPr>
+    </w:p>
+    <w:p>
+      <w:pPr>
+        <w:spacing w:before="0" w:after="0"/>
+      </w:pPr>
+    </w:p>
+    <w:p>
+      <w:pPr>
+        <w:spacing w:before="0" w:after="0"/>
+      </w:pPr>
+    </w:p>
+    <w:p>
+      <w:pPr>
+        <w:spacing w:before="0" w:after="0"/>
+      </w:pPr>
+    </w:p>
+    <w:p>
+      <w:pPr>
+        <w:spacing w:before="0" w:after="0"/>
+      </w:pPr>
     </w:p>
     <w:p>
       <w:pPr>
@@ -7339,6 +7978,46 @@
         </w:rPr>
         <w:t>答案</w:t>
       </w:r>
+    </w:p>
+    <w:p>
+      <w:pPr>
+        <w:spacing w:before="0" w:after="0"/>
+      </w:pPr>
+    </w:p>
+    <w:p>
+      <w:pPr>
+        <w:spacing w:before="0" w:after="0"/>
+      </w:pPr>
+    </w:p>
+    <w:p>
+      <w:pPr>
+        <w:spacing w:before="0" w:after="0"/>
+      </w:pPr>
+    </w:p>
+    <w:p>
+      <w:pPr>
+        <w:spacing w:before="0" w:after="0"/>
+      </w:pPr>
+    </w:p>
+    <w:p>
+      <w:pPr>
+        <w:spacing w:before="0" w:after="0"/>
+      </w:pPr>
+    </w:p>
+    <w:p>
+      <w:pPr>
+        <w:spacing w:before="0" w:after="0"/>
+      </w:pPr>
+    </w:p>
+    <w:p>
+      <w:pPr>
+        <w:spacing w:before="0" w:after="0"/>
+      </w:pPr>
+    </w:p>
+    <w:p>
+      <w:pPr>
+        <w:spacing w:before="0" w:after="0"/>
+      </w:pPr>
     </w:p>
     <w:p>
       <w:pPr>
@@ -8009,6 +8688,46 @@
     </w:p>
     <w:p>
       <w:pPr>
+        <w:spacing w:before="0" w:after="0"/>
+      </w:pPr>
+    </w:p>
+    <w:p>
+      <w:pPr>
+        <w:spacing w:before="0" w:after="0"/>
+      </w:pPr>
+    </w:p>
+    <w:p>
+      <w:pPr>
+        <w:spacing w:before="0" w:after="0"/>
+      </w:pPr>
+    </w:p>
+    <w:p>
+      <w:pPr>
+        <w:spacing w:before="0" w:after="0"/>
+      </w:pPr>
+    </w:p>
+    <w:p>
+      <w:pPr>
+        <w:spacing w:before="0" w:after="0"/>
+      </w:pPr>
+    </w:p>
+    <w:p>
+      <w:pPr>
+        <w:spacing w:before="0" w:after="0"/>
+      </w:pPr>
+    </w:p>
+    <w:p>
+      <w:pPr>
+        <w:spacing w:before="0" w:after="0"/>
+      </w:pPr>
+    </w:p>
+    <w:p>
+      <w:pPr>
+        <w:spacing w:before="0" w:after="0"/>
+      </w:pPr>
+    </w:p>
+    <w:p>
+      <w:pPr>
         <w:spacing w:before="160" w:after="80"/>
       </w:pPr>
       <w:r>
@@ -8132,6 +8851,21 @@
         </w:rPr>
         <w:t>。</w:t>
       </w:r>
+    </w:p>
+    <w:p>
+      <w:pPr>
+        <w:spacing w:before="0" w:after="0"/>
+      </w:pPr>
+    </w:p>
+    <w:p>
+      <w:pPr>
+        <w:spacing w:before="0" w:after="0"/>
+      </w:pPr>
+    </w:p>
+    <w:p>
+      <w:pPr>
+        <w:spacing w:before="0" w:after="0"/>
+      </w:pPr>
     </w:p>
     <w:p>
       <w:pPr>
@@ -8697,12 +9431,53 @@
     <w:p>
       <w:pPr>
         <w:pStyle w:val="FirstParagraph"/>
-      </w:pPr>
-      <w:r>
-        <w:rPr>
-          <w:rFonts w:ascii="Times New Roman" w:hAnsi="Times New Roman" w:eastAsia="Times New Roman" w:cs="Times New Roman"/>
-        </w:rPr>
-        <w:t xml:space="preserve">A. 1:2　B. 1:1　C. 2:3　D. 3:2</w:t>
+        <w:ind w:left="480" w:hanging="480"/>
+        <w:spacing w:after="0"/>
+      </w:pPr>
+      <w:r>
+        <w:rPr>
+          <w:rFonts w:ascii="Times New Roman" w:hAnsi="Times New Roman" w:eastAsia="Times New Roman" w:cs="Times New Roman"/>
+        </w:rPr>
+        <w:t xml:space="preserve">A. 1:2　</w:t>
+      </w:r>
+    </w:p>
+    <w:p>
+      <w:pPr>
+        <w:pStyle w:val="FirstParagraph"/>
+        <w:ind w:left="480" w:hanging="480"/>
+        <w:spacing w:before="0" w:after="0"/>
+      </w:pPr>
+      <w:r>
+        <w:rPr>
+          <w:rFonts w:ascii="Times New Roman" w:hAnsi="Times New Roman" w:eastAsia="Times New Roman" w:cs="Times New Roman"/>
+        </w:rPr>
+        <w:t xml:space="preserve">B. 1:1　</w:t>
+      </w:r>
+    </w:p>
+    <w:p>
+      <w:pPr>
+        <w:pStyle w:val="FirstParagraph"/>
+        <w:ind w:left="480" w:hanging="480"/>
+        <w:spacing w:before="0" w:after="0"/>
+      </w:pPr>
+      <w:r>
+        <w:rPr>
+          <w:rFonts w:ascii="Times New Roman" w:hAnsi="Times New Roman" w:eastAsia="Times New Roman" w:cs="Times New Roman"/>
+        </w:rPr>
+        <w:t xml:space="preserve">C. 2:3　</w:t>
+      </w:r>
+    </w:p>
+    <w:p>
+      <w:pPr>
+        <w:pStyle w:val="FirstParagraph"/>
+        <w:ind w:left="480" w:hanging="480"/>
+        <w:spacing w:before="0" w:after="180"/>
+      </w:pPr>
+      <w:r>
+        <w:rPr>
+          <w:rFonts w:ascii="Times New Roman" w:hAnsi="Times New Roman" w:eastAsia="Times New Roman" w:cs="Times New Roman"/>
+        </w:rPr>
+        <w:t xml:space="preserve">D. 3:2</w:t>
       </w:r>
     </w:p>
     <w:p>
@@ -8853,13 +9628,64 @@
     <w:p>
       <w:pPr>
         <w:pStyle w:val="FirstParagraph"/>
-      </w:pPr>
-      <w:r>
-        <w:rPr>
-          <w:rFonts w:ascii="Times New Roman" w:hAnsi="Times New Roman" w:eastAsia="Times New Roman" w:cs="Times New Roman"/>
-        </w:rPr>
-        <w:t xml:space="preserve">A. 3:2　B. 2:3　C. 1:2　D. 1:1</w:t>
-      </w:r>
+        <w:ind w:left="480" w:hanging="480"/>
+        <w:spacing w:after="0"/>
+      </w:pPr>
+      <w:r>
+        <w:rPr>
+          <w:rFonts w:ascii="Times New Roman" w:hAnsi="Times New Roman" w:eastAsia="Times New Roman" w:cs="Times New Roman"/>
+        </w:rPr>
+        <w:t xml:space="preserve">A. 3:2　</w:t>
+      </w:r>
+    </w:p>
+    <w:p>
+      <w:pPr>
+        <w:pStyle w:val="FirstParagraph"/>
+        <w:ind w:left="480" w:hanging="480"/>
+        <w:spacing w:before="0" w:after="0"/>
+      </w:pPr>
+      <w:r>
+        <w:rPr>
+          <w:rFonts w:ascii="Times New Roman" w:hAnsi="Times New Roman" w:eastAsia="Times New Roman" w:cs="Times New Roman"/>
+        </w:rPr>
+        <w:t xml:space="preserve">B. 2:3　</w:t>
+      </w:r>
+    </w:p>
+    <w:p>
+      <w:pPr>
+        <w:pStyle w:val="FirstParagraph"/>
+        <w:ind w:left="480" w:hanging="480"/>
+        <w:spacing w:before="0" w:after="0"/>
+      </w:pPr>
+      <w:r>
+        <w:rPr>
+          <w:rFonts w:ascii="Times New Roman" w:hAnsi="Times New Roman" w:eastAsia="Times New Roman" w:cs="Times New Roman"/>
+        </w:rPr>
+        <w:t xml:space="preserve">C. 1:2　</w:t>
+      </w:r>
+    </w:p>
+    <w:p>
+      <w:pPr>
+        <w:pStyle w:val="FirstParagraph"/>
+        <w:ind w:left="480" w:hanging="480"/>
+        <w:spacing w:before="0" w:after="180"/>
+      </w:pPr>
+      <w:r>
+        <w:rPr>
+          <w:rFonts w:ascii="Times New Roman" w:hAnsi="Times New Roman" w:eastAsia="Times New Roman" w:cs="Times New Roman"/>
+        </w:rPr>
+        <w:t xml:space="preserve">D. 1:1</w:t>
+      </w:r>
+    </w:p>
+    <w:p>
+      <w:pPr>
+        <w:spacing w:before="0" w:after="0"/>
+      </w:pPr>
+    </w:p>
+    <w:p>
+      <w:pPr>
+        <w:spacing w:before="0" w:after="0"/>
+      </w:pPr>
     </w:p>
     <w:p>
       <w:pPr>
@@ -8921,7 +9747,7 @@
         </w:rPr>
         <w:drawing>
           <wp:inline>
-            <wp:extent cx="3600000" cy="1355967"/>
+            <wp:extent cx="3600000" cy="1336870"/>
             <wp:effectExtent b="0" l="0" r="0" t="0"/>
             <wp:docPr descr="" title="" id="37" name="Picture"/>
             <a:graphic>
@@ -8942,7 +9768,7 @@
                   <pic:spPr bwMode="auto">
                     <a:xfrm>
                       <a:off x="0" y="0"/>
-                      <a:ext cx="3600000" cy="1355967"/>
+                      <a:ext cx="3600000" cy="1336870"/>
                     </a:xfrm>
                     <a:prstGeom prst="rect">
                       <a:avLst/>
@@ -9041,6 +9867,8 @@
     <w:p>
       <w:pPr>
         <w:pStyle w:val="BodyText"/>
+        <w:ind w:left="480" w:hanging="480"/>
+        <w:spacing w:after="0"/>
       </w:pPr>
       <w:r>
         <w:rPr>
@@ -9058,7 +9886,20 @@
         <w:rPr>
           <w:rFonts w:ascii="Times New Roman" w:hAnsi="Times New Roman" w:eastAsia="Times New Roman" w:cs="Times New Roman"/>
         </w:rPr>
-        <w:t xml:space="preserve">　　B. 4 </w:t>
+        <w:t xml:space="preserve">　　</w:t>
+      </w:r>
+    </w:p>
+    <w:p>
+      <w:pPr>
+        <w:pStyle w:val="BodyText"/>
+        <w:ind w:left="480" w:hanging="480"/>
+        <w:spacing w:before="0" w:after="0"/>
+      </w:pPr>
+      <w:r>
+        <w:rPr>
+          <w:rFonts w:ascii="Times New Roman" w:hAnsi="Times New Roman" w:eastAsia="Times New Roman" w:cs="Times New Roman"/>
+        </w:rPr>
+        <w:t xml:space="preserve">B. 4 </w:t>
       </w:r>
       <w:r>
         <w:rPr>
@@ -9070,7 +9911,20 @@
         <w:rPr>
           <w:rFonts w:ascii="Times New Roman" w:hAnsi="Times New Roman" w:eastAsia="Times New Roman" w:cs="Times New Roman"/>
         </w:rPr>
-        <w:t xml:space="preserve">　　C. 3n </w:t>
+        <w:t xml:space="preserve">　　</w:t>
+      </w:r>
+    </w:p>
+    <w:p>
+      <w:pPr>
+        <w:pStyle w:val="BodyText"/>
+        <w:ind w:left="480" w:hanging="480"/>
+        <w:spacing w:before="0" w:after="0"/>
+      </w:pPr>
+      <w:r>
+        <w:rPr>
+          <w:rFonts w:ascii="Times New Roman" w:hAnsi="Times New Roman" w:eastAsia="Times New Roman" w:cs="Times New Roman"/>
+        </w:rPr>
+        <w:t xml:space="preserve">C. 3n </w:t>
       </w:r>
       <w:r>
         <w:rPr>
@@ -9082,7 +9936,20 @@
         <w:rPr>
           <w:rFonts w:ascii="Times New Roman" w:hAnsi="Times New Roman" w:eastAsia="Times New Roman" w:cs="Times New Roman"/>
         </w:rPr>
-        <w:t xml:space="preserve">　　D. 4n </w:t>
+        <w:t xml:space="preserve">　　</w:t>
+      </w:r>
+    </w:p>
+    <w:p>
+      <w:pPr>
+        <w:pStyle w:val="BodyText"/>
+        <w:ind w:left="480" w:hanging="480"/>
+        <w:spacing w:before="0" w:after="180"/>
+      </w:pPr>
+      <w:r>
+        <w:rPr>
+          <w:rFonts w:ascii="Times New Roman" w:hAnsi="Times New Roman" w:eastAsia="Times New Roman" w:cs="Times New Roman"/>
+        </w:rPr>
+        <w:t xml:space="preserve">D. 4n </w:t>
       </w:r>
       <w:r>
         <w:rPr>
@@ -9090,6 +9957,16 @@
         </w:rPr>
         <w:t xml:space="preserve">摩尔</w:t>
       </w:r>
+    </w:p>
+    <w:p>
+      <w:pPr>
+        <w:spacing w:before="0" w:after="0"/>
+      </w:pPr>
+    </w:p>
+    <w:p>
+      <w:pPr>
+        <w:spacing w:before="0" w:after="0"/>
+      </w:pPr>
     </w:p>
     <w:p>
       <w:pPr>
@@ -9228,7 +10105,7 @@
         </w:rPr>
         <w:drawing>
           <wp:inline>
-            <wp:extent cx="3600000" cy="948460"/>
+            <wp:extent cx="3600000" cy="920769"/>
             <wp:effectExtent b="0" l="0" r="0" t="0"/>
             <wp:docPr descr="" title="" id="41" name="Picture"/>
             <a:graphic>
@@ -9249,7 +10126,7 @@
                   <pic:spPr bwMode="auto">
                     <a:xfrm>
                       <a:off x="0" y="0"/>
-                      <a:ext cx="3600000" cy="948460"/>
+                      <a:ext cx="3600000" cy="920769"/>
                     </a:xfrm>
                     <a:prstGeom prst="rect">
                       <a:avLst/>
@@ -10484,6 +11361,46 @@
     </w:p>
     <w:p>
       <w:pPr>
+        <w:spacing w:before="0" w:after="0"/>
+      </w:pPr>
+    </w:p>
+    <w:p>
+      <w:pPr>
+        <w:spacing w:before="0" w:after="0"/>
+      </w:pPr>
+    </w:p>
+    <w:p>
+      <w:pPr>
+        <w:spacing w:before="0" w:after="0"/>
+      </w:pPr>
+    </w:p>
+    <w:p>
+      <w:pPr>
+        <w:spacing w:before="0" w:after="0"/>
+      </w:pPr>
+    </w:p>
+    <w:p>
+      <w:pPr>
+        <w:spacing w:before="0" w:after="0"/>
+      </w:pPr>
+    </w:p>
+    <w:p>
+      <w:pPr>
+        <w:spacing w:before="0" w:after="0"/>
+      </w:pPr>
+    </w:p>
+    <w:p>
+      <w:pPr>
+        <w:spacing w:before="0" w:after="0"/>
+      </w:pPr>
+    </w:p>
+    <w:p>
+      <w:pPr>
+        <w:spacing w:before="0" w:after="0"/>
+      </w:pPr>
+    </w:p>
+    <w:p>
+      <w:pPr>
         <w:spacing w:before="160" w:after="80"/>
       </w:pPr>
       <w:r>
@@ -11091,6 +12008,46 @@
     </w:p>
     <w:p>
       <w:pPr>
+        <w:spacing w:before="0" w:after="0"/>
+      </w:pPr>
+    </w:p>
+    <w:p>
+      <w:pPr>
+        <w:spacing w:before="0" w:after="0"/>
+      </w:pPr>
+    </w:p>
+    <w:p>
+      <w:pPr>
+        <w:spacing w:before="0" w:after="0"/>
+      </w:pPr>
+    </w:p>
+    <w:p>
+      <w:pPr>
+        <w:spacing w:before="0" w:after="0"/>
+      </w:pPr>
+    </w:p>
+    <w:p>
+      <w:pPr>
+        <w:spacing w:before="0" w:after="0"/>
+      </w:pPr>
+    </w:p>
+    <w:p>
+      <w:pPr>
+        <w:spacing w:before="0" w:after="0"/>
+      </w:pPr>
+    </w:p>
+    <w:p>
+      <w:pPr>
+        <w:spacing w:before="0" w:after="0"/>
+      </w:pPr>
+    </w:p>
+    <w:p>
+      <w:pPr>
+        <w:spacing w:before="0" w:after="0"/>
+      </w:pPr>
+    </w:p>
+    <w:p>
+      <w:pPr>
         <w:spacing w:before="160" w:after="80"/>
       </w:pPr>
       <w:r>
@@ -11281,7 +12238,7 @@
         </w:rPr>
         <w:drawing>
           <wp:inline>
-            <wp:extent cx="2235200" cy="2159000"/>
+            <wp:extent cx="2235200" cy="2131237"/>
             <wp:effectExtent b="0" l="0" r="0" t="0"/>
             <wp:docPr descr="" title="" id="49" name="Picture"/>
             <a:graphic>
@@ -11302,7 +12259,7 @@
                   <pic:spPr bwMode="auto">
                     <a:xfrm>
                       <a:off x="0" y="0"/>
-                      <a:ext cx="2235200" cy="2159000"/>
+                      <a:ext cx="2235200" cy="2131237"/>
                     </a:xfrm>
                     <a:prstGeom prst="rect">
                       <a:avLst/>
@@ -11333,7 +12290,7 @@
         </w:rPr>
         <w:drawing>
           <wp:inline>
-            <wp:extent cx="2235200" cy="2095500"/>
+            <wp:extent cx="2226469" cy="2095500"/>
             <wp:effectExtent b="0" l="0" r="0" t="0"/>
             <wp:docPr descr="" title="" id="52" name="Picture"/>
             <a:graphic>
@@ -11354,7 +12311,7 @@
                   <pic:spPr bwMode="auto">
                     <a:xfrm>
                       <a:off x="0" y="0"/>
-                      <a:ext cx="2235200" cy="2095500"/>
+                      <a:ext cx="2226469" cy="2095500"/>
                     </a:xfrm>
                     <a:prstGeom prst="rect">
                       <a:avLst/>
@@ -12165,6 +13122,46 @@
     </w:p>
     <w:p>
       <w:pPr>
+        <w:spacing w:before="0" w:after="0"/>
+      </w:pPr>
+    </w:p>
+    <w:p>
+      <w:pPr>
+        <w:spacing w:before="0" w:after="0"/>
+      </w:pPr>
+    </w:p>
+    <w:p>
+      <w:pPr>
+        <w:spacing w:before="0" w:after="0"/>
+      </w:pPr>
+    </w:p>
+    <w:p>
+      <w:pPr>
+        <w:spacing w:before="0" w:after="0"/>
+      </w:pPr>
+    </w:p>
+    <w:p>
+      <w:pPr>
+        <w:spacing w:before="0" w:after="0"/>
+      </w:pPr>
+    </w:p>
+    <w:p>
+      <w:pPr>
+        <w:spacing w:before="0" w:after="0"/>
+      </w:pPr>
+    </w:p>
+    <w:p>
+      <w:pPr>
+        <w:spacing w:before="0" w:after="0"/>
+      </w:pPr>
+    </w:p>
+    <w:p>
+      <w:pPr>
+        <w:spacing w:before="0" w:after="0"/>
+      </w:pPr>
+    </w:p>
+    <w:p>
+      <w:pPr>
         <w:spacing w:before="160" w:after="80"/>
       </w:pPr>
       <w:r>
@@ -13774,6 +14771,46 @@
     </w:p>
     <w:p>
       <w:pPr>
+        <w:spacing w:before="0" w:after="0"/>
+      </w:pPr>
+    </w:p>
+    <w:p>
+      <w:pPr>
+        <w:spacing w:before="0" w:after="0"/>
+      </w:pPr>
+    </w:p>
+    <w:p>
+      <w:pPr>
+        <w:spacing w:before="0" w:after="0"/>
+      </w:pPr>
+    </w:p>
+    <w:p>
+      <w:pPr>
+        <w:spacing w:before="0" w:after="0"/>
+      </w:pPr>
+    </w:p>
+    <w:p>
+      <w:pPr>
+        <w:spacing w:before="0" w:after="0"/>
+      </w:pPr>
+    </w:p>
+    <w:p>
+      <w:pPr>
+        <w:spacing w:before="0" w:after="0"/>
+      </w:pPr>
+    </w:p>
+    <w:p>
+      <w:pPr>
+        <w:spacing w:before="0" w:after="0"/>
+      </w:pPr>
+    </w:p>
+    <w:p>
+      <w:pPr>
+        <w:spacing w:before="0" w:after="0"/>
+      </w:pPr>
+    </w:p>
+    <w:p>
+      <w:pPr>
         <w:spacing w:before="160" w:after="80"/>
       </w:pPr>
       <w:r>
@@ -14231,7 +15268,7 @@
         </w:rPr>
         <w:drawing>
           <wp:inline>
-            <wp:extent cx="3600000" cy="1191504"/>
+            <wp:extent cx="3600000" cy="1076814"/>
             <wp:effectExtent b="0" l="0" r="0" t="0"/>
             <wp:docPr descr="" title="" id="58" name="Picture"/>
             <a:graphic>
@@ -14252,7 +15289,7 @@
                   <pic:spPr bwMode="auto">
                     <a:xfrm>
                       <a:off x="0" y="0"/>
-                      <a:ext cx="3600000" cy="1191504"/>
+                      <a:ext cx="3600000" cy="1076814"/>
                     </a:xfrm>
                     <a:prstGeom prst="rect">
                       <a:avLst/>
@@ -14346,6 +15383,46 @@
         </w:rPr>
         <w:t>。</w:t>
       </w:r>
+    </w:p>
+    <w:p>
+      <w:pPr>
+        <w:spacing w:before="0" w:after="0"/>
+      </w:pPr>
+    </w:p>
+    <w:p>
+      <w:pPr>
+        <w:spacing w:before="0" w:after="0"/>
+      </w:pPr>
+    </w:p>
+    <w:p>
+      <w:pPr>
+        <w:spacing w:before="0" w:after="0"/>
+      </w:pPr>
+    </w:p>
+    <w:p>
+      <w:pPr>
+        <w:spacing w:before="0" w:after="0"/>
+      </w:pPr>
+    </w:p>
+    <w:p>
+      <w:pPr>
+        <w:spacing w:before="0" w:after="0"/>
+      </w:pPr>
+    </w:p>
+    <w:p>
+      <w:pPr>
+        <w:spacing w:before="0" w:after="0"/>
+      </w:pPr>
+    </w:p>
+    <w:p>
+      <w:pPr>
+        <w:spacing w:before="0" w:after="0"/>
+      </w:pPr>
+    </w:p>
+    <w:p>
+      <w:pPr>
+        <w:spacing w:before="0" w:after="0"/>
+      </w:pPr>
     </w:p>
     <w:p>
       <w:pPr>
@@ -16980,6 +18057,46 @@
     </w:p>
     <w:p>
       <w:pPr>
+        <w:spacing w:before="0" w:after="0"/>
+      </w:pPr>
+    </w:p>
+    <w:p>
+      <w:pPr>
+        <w:spacing w:before="0" w:after="0"/>
+      </w:pPr>
+    </w:p>
+    <w:p>
+      <w:pPr>
+        <w:spacing w:before="0" w:after="0"/>
+      </w:pPr>
+    </w:p>
+    <w:p>
+      <w:pPr>
+        <w:spacing w:before="0" w:after="0"/>
+      </w:pPr>
+    </w:p>
+    <w:p>
+      <w:pPr>
+        <w:spacing w:before="0" w:after="0"/>
+      </w:pPr>
+    </w:p>
+    <w:p>
+      <w:pPr>
+        <w:spacing w:before="0" w:after="0"/>
+      </w:pPr>
+    </w:p>
+    <w:p>
+      <w:pPr>
+        <w:spacing w:before="0" w:after="0"/>
+      </w:pPr>
+    </w:p>
+    <w:p>
+      <w:pPr>
+        <w:spacing w:before="0" w:after="0"/>
+      </w:pPr>
+    </w:p>
+    <w:p>
+      <w:pPr>
         <w:spacing w:before="160" w:after="80"/>
       </w:pPr>
       <w:r>
@@ -17557,6 +18674,46 @@
     </w:p>
     <w:p>
       <w:pPr>
+        <w:spacing w:before="0" w:after="0"/>
+      </w:pPr>
+    </w:p>
+    <w:p>
+      <w:pPr>
+        <w:spacing w:before="0" w:after="0"/>
+      </w:pPr>
+    </w:p>
+    <w:p>
+      <w:pPr>
+        <w:spacing w:before="0" w:after="0"/>
+      </w:pPr>
+    </w:p>
+    <w:p>
+      <w:pPr>
+        <w:spacing w:before="0" w:after="0"/>
+      </w:pPr>
+    </w:p>
+    <w:p>
+      <w:pPr>
+        <w:spacing w:before="0" w:after="0"/>
+      </w:pPr>
+    </w:p>
+    <w:p>
+      <w:pPr>
+        <w:spacing w:before="0" w:after="0"/>
+      </w:pPr>
+    </w:p>
+    <w:p>
+      <w:pPr>
+        <w:spacing w:before="0" w:after="0"/>
+      </w:pPr>
+    </w:p>
+    <w:p>
+      <w:pPr>
+        <w:spacing w:before="0" w:after="0"/>
+      </w:pPr>
+    </w:p>
+    <w:p>
+      <w:pPr>
         <w:spacing w:before="160" w:after="80"/>
       </w:pPr>
       <w:r>
@@ -17762,7 +18919,7 @@
         </w:rPr>
         <w:drawing>
           <wp:inline>
-            <wp:extent cx="3600000" cy="471615"/>
+            <wp:extent cx="3594754" cy="471615"/>
             <wp:effectExtent b="0" l="0" r="0" t="0"/>
             <wp:docPr descr="" title="" id="73" name="Picture"/>
             <a:graphic>
@@ -17783,7 +18940,7 @@
                   <pic:spPr bwMode="auto">
                     <a:xfrm>
                       <a:off x="0" y="0"/>
-                      <a:ext cx="3600000" cy="471615"/>
+                      <a:ext cx="3594754" cy="471615"/>
                     </a:xfrm>
                     <a:prstGeom prst="rect">
                       <a:avLst/>
@@ -18184,12 +19341,7 @@
       </w:r>
     </w:p>
     <w:p>
-      <w:pPr>
-        <w:numPr>
-          <w:ilvl w:val="0"/>
-          <w:numId w:val="1024"/>
-        </w:numPr>
-      </w:pPr>
+      <w:pPr/>
       <w:r>
         <w:rPr>
           <w:rFonts w:hint="eastAsia" w:ascii="Times New Roman" w:hAnsi="Times New Roman" w:eastAsia="Times New Roman" w:cs="Times New Roman"/>
@@ -18481,6 +19633,46 @@
         </w:rPr>
         <w:t xml:space="preserve">_。</w:t>
       </w:r>
+    </w:p>
+    <w:p>
+      <w:pPr>
+        <w:spacing w:before="0" w:after="0"/>
+      </w:pPr>
+    </w:p>
+    <w:p>
+      <w:pPr>
+        <w:spacing w:before="0" w:after="0"/>
+      </w:pPr>
+    </w:p>
+    <w:p>
+      <w:pPr>
+        <w:spacing w:before="0" w:after="0"/>
+      </w:pPr>
+    </w:p>
+    <w:p>
+      <w:pPr>
+        <w:spacing w:before="0" w:after="0"/>
+      </w:pPr>
+    </w:p>
+    <w:p>
+      <w:pPr>
+        <w:spacing w:before="0" w:after="0"/>
+      </w:pPr>
+    </w:p>
+    <w:p>
+      <w:pPr>
+        <w:spacing w:before="0" w:after="0"/>
+      </w:pPr>
+    </w:p>
+    <w:p>
+      <w:pPr>
+        <w:spacing w:before="0" w:after="0"/>
+      </w:pPr>
+    </w:p>
+    <w:p>
+      <w:pPr>
+        <w:spacing w:before="0" w:after="0"/>
+      </w:pPr>
     </w:p>
     <w:p>
       <w:pPr>
@@ -19030,7 +20222,7 @@
         </w:rPr>
         <w:drawing>
           <wp:inline>
-            <wp:extent cx="3240000" cy="2872800"/>
+            <wp:extent cx="3210136" cy="2872800"/>
             <wp:effectExtent b="0" l="0" r="0" t="0"/>
             <wp:docPr descr="" title="" id="83" name="Picture"/>
             <a:graphic>
@@ -19051,7 +20243,7 @@
                   <pic:spPr bwMode="auto">
                     <a:xfrm>
                       <a:off x="0" y="0"/>
-                      <a:ext cx="3240000" cy="2872800"/>
+                      <a:ext cx="3210136" cy="2872800"/>
                     </a:xfrm>
                     <a:prstGeom prst="rect">
                       <a:avLst/>
@@ -19082,7 +20274,7 @@
         </w:rPr>
         <w:drawing>
           <wp:inline>
-            <wp:extent cx="3600000" cy="865433"/>
+            <wp:extent cx="3600000" cy="860313"/>
             <wp:effectExtent b="0" l="0" r="0" t="0"/>
             <wp:docPr descr="" title="" id="86" name="Picture"/>
             <a:graphic>
@@ -19103,7 +20295,7 @@
                   <pic:spPr bwMode="auto">
                     <a:xfrm>
                       <a:off x="0" y="0"/>
-                      <a:ext cx="3600000" cy="865433"/>
+                      <a:ext cx="3600000" cy="860313"/>
                     </a:xfrm>
                     <a:prstGeom prst="rect">
                       <a:avLst/>
@@ -19218,7 +20410,7 @@
         </w:rPr>
         <w:drawing>
           <wp:inline>
-            <wp:extent cx="3600000" cy="685714"/>
+            <wp:extent cx="3590475" cy="685714"/>
             <wp:effectExtent b="0" l="0" r="0" t="0"/>
             <wp:docPr descr="" title="" id="89" name="Picture"/>
             <a:graphic>
@@ -19239,7 +20431,7 @@
                   <pic:spPr bwMode="auto">
                     <a:xfrm>
                       <a:off x="0" y="0"/>
-                      <a:ext cx="3600000" cy="685714"/>
+                      <a:ext cx="3590475" cy="685714"/>
                     </a:xfrm>
                     <a:prstGeom prst="rect">
                       <a:avLst/>
@@ -19531,6 +20723,46 @@
     </w:p>
     <w:p>
       <w:pPr>
+        <w:spacing w:before="0" w:after="0"/>
+      </w:pPr>
+    </w:p>
+    <w:p>
+      <w:pPr>
+        <w:spacing w:before="0" w:after="0"/>
+      </w:pPr>
+    </w:p>
+    <w:p>
+      <w:pPr>
+        <w:spacing w:before="0" w:after="0"/>
+      </w:pPr>
+    </w:p>
+    <w:p>
+      <w:pPr>
+        <w:spacing w:before="0" w:after="0"/>
+      </w:pPr>
+    </w:p>
+    <w:p>
+      <w:pPr>
+        <w:spacing w:before="0" w:after="0"/>
+      </w:pPr>
+    </w:p>
+    <w:p>
+      <w:pPr>
+        <w:spacing w:before="0" w:after="0"/>
+      </w:pPr>
+    </w:p>
+    <w:p>
+      <w:pPr>
+        <w:spacing w:before="0" w:after="0"/>
+      </w:pPr>
+    </w:p>
+    <w:p>
+      <w:pPr>
+        <w:spacing w:before="0" w:after="0"/>
+      </w:pPr>
+    </w:p>
+    <w:p>
+      <w:pPr>
         <w:spacing w:before="160" w:after="80"/>
       </w:pPr>
       <w:r>
@@ -20784,7 +22016,7 @@
         </w:rPr>
         <w:drawing>
           <wp:inline>
-            <wp:extent cx="3600000" cy="1333589"/>
+            <wp:extent cx="3600000" cy="1326679"/>
             <wp:effectExtent b="0" l="0" r="0" t="0"/>
             <wp:docPr descr="" title="" id="93" name="Picture"/>
             <a:graphic>
@@ -20805,7 +22037,7 @@
                   <pic:spPr bwMode="auto">
                     <a:xfrm>
                       <a:off x="0" y="0"/>
-                      <a:ext cx="3600000" cy="1333589"/>
+                      <a:ext cx="3600000" cy="1326679"/>
                     </a:xfrm>
                     <a:prstGeom prst="rect">
                       <a:avLst/>
@@ -20993,6 +22225,46 @@
         </w:rPr>
         <w:t>。</w:t>
       </w:r>
+    </w:p>
+    <w:p>
+      <w:pPr>
+        <w:spacing w:before="0" w:after="0"/>
+      </w:pPr>
+    </w:p>
+    <w:p>
+      <w:pPr>
+        <w:spacing w:before="0" w:after="0"/>
+      </w:pPr>
+    </w:p>
+    <w:p>
+      <w:pPr>
+        <w:spacing w:before="0" w:after="0"/>
+      </w:pPr>
+    </w:p>
+    <w:p>
+      <w:pPr>
+        <w:spacing w:before="0" w:after="0"/>
+      </w:pPr>
+    </w:p>
+    <w:p>
+      <w:pPr>
+        <w:spacing w:before="0" w:after="0"/>
+      </w:pPr>
+    </w:p>
+    <w:p>
+      <w:pPr>
+        <w:spacing w:before="0" w:after="0"/>
+      </w:pPr>
+    </w:p>
+    <w:p>
+      <w:pPr>
+        <w:spacing w:before="0" w:after="0"/>
+      </w:pPr>
+    </w:p>
+    <w:p>
+      <w:pPr>
+        <w:spacing w:before="0" w:after="0"/>
+      </w:pPr>
     </w:p>
     <w:p>
       <w:pPr>
@@ -21350,7 +22622,7 @@
         </w:rPr>
         <w:drawing>
           <wp:inline>
-            <wp:extent cx="2908300" cy="2374900"/>
+            <wp:extent cx="2908300" cy="2352492"/>
             <wp:effectExtent b="0" l="0" r="0" t="0"/>
             <wp:docPr descr="" title="" id="97" name="Picture"/>
             <a:graphic>
@@ -21371,7 +22643,7 @@
                   <pic:spPr bwMode="auto">
                     <a:xfrm>
                       <a:off x="0" y="0"/>
-                      <a:ext cx="2908300" cy="2374900"/>
+                      <a:ext cx="2908300" cy="2352492"/>
                     </a:xfrm>
                     <a:prstGeom prst="rect">
                       <a:avLst/>
@@ -22017,6 +23289,46 @@
           </wp:inline>
         </w:drawing>
       </w:r>
+    </w:p>
+    <w:p>
+      <w:pPr>
+        <w:spacing w:before="0" w:after="0"/>
+      </w:pPr>
+    </w:p>
+    <w:p>
+      <w:pPr>
+        <w:spacing w:before="0" w:after="0"/>
+      </w:pPr>
+    </w:p>
+    <w:p>
+      <w:pPr>
+        <w:spacing w:before="0" w:after="0"/>
+      </w:pPr>
+    </w:p>
+    <w:p>
+      <w:pPr>
+        <w:spacing w:before="0" w:after="0"/>
+      </w:pPr>
+    </w:p>
+    <w:p>
+      <w:pPr>
+        <w:spacing w:before="0" w:after="0"/>
+      </w:pPr>
+    </w:p>
+    <w:p>
+      <w:pPr>
+        <w:spacing w:before="0" w:after="0"/>
+      </w:pPr>
+    </w:p>
+    <w:p>
+      <w:pPr>
+        <w:spacing w:before="0" w:after="0"/>
+      </w:pPr>
+    </w:p>
+    <w:p>
+      <w:pPr>
+        <w:spacing w:before="0" w:after="0"/>
+      </w:pPr>
     </w:p>
     <w:p>
       <w:pPr>

--- a/00-首页/题组Word/习题书/第三篇-有机化学/12-高分子化学-学生版-打印版.docx
+++ b/00-首页/题组Word/习题书/第三篇-有机化学/12-高分子化学-学生版-打印版.docx
@@ -6,9 +6,8 @@
     <w:p>
       <w:pPr>
         <w:pStyle w:val="Heading1"/>
-        <w:spacing w:before="0" w:after="240"/>
+        <w:spacing w:before="280" w:after="120"/>
         <w:jc w:val="center"/>
-        <w:keepNext/>
       </w:pPr>
       <w:r>
         <w:rPr>
@@ -55,8 +54,7 @@
     <w:p>
       <w:pPr>
         <w:pStyle w:val="Heading2"/>
-        <w:spacing w:before="280" w:after="80"/>
-        <w:keepNext/>
+        <w:spacing w:before="280" w:after="120"/>
       </w:pPr>
       <w:r>
         <w:rPr>
@@ -70,8 +68,7 @@
     <w:p>
       <w:pPr>
         <w:pStyle w:val="Heading2"/>
-        <w:spacing w:before="280" w:after="80"/>
-        <w:keepNext/>
+        <w:spacing w:before="280" w:after="120"/>
       </w:pPr>
       <w:r>
         <w:rPr>
@@ -145,8 +142,7 @@
     <w:p>
       <w:pPr>
         <w:pStyle w:val="Heading2"/>
-        <w:spacing w:before="280" w:after="80"/>
-        <w:keepNext/>
+        <w:spacing w:before="280" w:after="120"/>
       </w:pPr>
       <w:r>
         <w:rPr>
@@ -642,8 +638,7 @@
     <w:p>
       <w:pPr>
         <w:pStyle w:val="Heading2"/>
-        <w:spacing w:before="280" w:after="80"/>
-        <w:keepNext/>
+        <w:spacing w:before="280" w:after="120"/>
       </w:pPr>
       <w:r>
         <w:rPr>
@@ -907,8 +902,7 @@
     <w:p>
       <w:pPr>
         <w:pStyle w:val="Heading2"/>
-        <w:spacing w:before="280" w:after="80"/>
-        <w:keepNext/>
+        <w:spacing w:before="280" w:after="120"/>
       </w:pPr>
       <w:r>
         <w:rPr>
@@ -1467,8 +1461,7 @@
     <w:p>
       <w:pPr>
         <w:pStyle w:val="Heading2"/>
-        <w:spacing w:before="280" w:after="80"/>
-        <w:keepNext/>
+        <w:spacing w:before="280" w:after="120"/>
       </w:pPr>
       <w:r>
         <w:rPr>
@@ -1835,8 +1828,7 @@
     <w:p>
       <w:pPr>
         <w:pStyle w:val="Heading2"/>
-        <w:spacing w:before="280" w:after="80"/>
-        <w:keepNext/>
+        <w:spacing w:before="280" w:after="120"/>
       </w:pPr>
       <w:r>
         <w:rPr>
@@ -3119,8 +3111,7 @@
     <w:p>
       <w:pPr>
         <w:pStyle w:val="Heading2"/>
-        <w:spacing w:before="280" w:after="80"/>
-        <w:keepNext/>
+        <w:spacing w:before="280" w:after="120"/>
       </w:pPr>
       <w:r>
         <w:rPr>
@@ -3794,8 +3785,7 @@
     <w:p>
       <w:pPr>
         <w:pStyle w:val="Heading2"/>
-        <w:spacing w:before="280" w:after="80"/>
-        <w:keepNext/>
+        <w:spacing w:before="280" w:after="120"/>
       </w:pPr>
       <w:r>
         <w:rPr>
@@ -4247,8 +4237,7 @@
     <w:p>
       <w:pPr>
         <w:pStyle w:val="Heading2"/>
-        <w:spacing w:before="280" w:after="80"/>
-        <w:keepNext/>
+        <w:spacing w:before="280" w:after="120"/>
       </w:pPr>
       <w:r>
         <w:rPr>
@@ -4867,8 +4856,7 @@
     <w:p>
       <w:pPr>
         <w:pStyle w:val="Heading2"/>
-        <w:spacing w:before="280" w:after="80"/>
-        <w:keepNext/>
+        <w:spacing w:before="280" w:after="120"/>
       </w:pPr>
       <w:r>
         <w:rPr>
@@ -5325,8 +5313,7 @@
     <w:p>
       <w:pPr>
         <w:pStyle w:val="Heading2"/>
-        <w:spacing w:before="280" w:after="80"/>
-        <w:keepNext/>
+        <w:spacing w:before="280" w:after="120"/>
       </w:pPr>
       <w:r>
         <w:rPr>
@@ -6439,8 +6426,7 @@
     <w:p>
       <w:pPr>
         <w:pStyle w:val="Heading2"/>
-        <w:spacing w:before="280" w:after="80"/>
-        <w:keepNext/>
+        <w:spacing w:before="280" w:after="120"/>
       </w:pPr>
       <w:r>
         <w:rPr>
@@ -6968,8 +6954,7 @@
     <w:p>
       <w:pPr>
         <w:pStyle w:val="Heading2"/>
-        <w:spacing w:before="280" w:after="80"/>
-        <w:keepNext/>
+        <w:spacing w:before="280" w:after="120"/>
       </w:pPr>
       <w:r>
         <w:rPr>
@@ -7356,8 +7341,7 @@
     <w:p>
       <w:pPr>
         <w:pStyle w:val="Heading2"/>
-        <w:spacing w:before="280" w:after="80"/>
-        <w:keepNext/>
+        <w:spacing w:before="280" w:after="120"/>
       </w:pPr>
       <w:r>
         <w:rPr>
@@ -8034,8 +8018,7 @@
     <w:p>
       <w:pPr>
         <w:pStyle w:val="Heading2"/>
-        <w:spacing w:before="280" w:after="80"/>
-        <w:keepNext/>
+        <w:spacing w:before="280" w:after="120"/>
       </w:pPr>
       <w:r>
         <w:rPr>
@@ -8741,8 +8724,7 @@
     <w:p>
       <w:pPr>
         <w:pStyle w:val="Heading2"/>
-        <w:spacing w:before="280" w:after="80"/>
-        <w:keepNext/>
+        <w:spacing w:before="280" w:after="120"/>
       </w:pPr>
       <w:r>
         <w:rPr>
@@ -8882,8 +8864,7 @@
     <w:p>
       <w:pPr>
         <w:pStyle w:val="Heading2"/>
-        <w:spacing w:before="280" w:after="80"/>
-        <w:keepNext/>
+        <w:spacing w:before="280" w:after="120"/>
       </w:pPr>
       <w:r>
         <w:rPr>
@@ -9702,8 +9683,7 @@
     <w:p>
       <w:pPr>
         <w:pStyle w:val="Heading2"/>
-        <w:spacing w:before="280" w:after="80"/>
-        <w:keepNext/>
+        <w:spacing w:before="280" w:after="120"/>
       </w:pPr>
       <w:r>
         <w:rPr>
@@ -9983,8 +9963,7 @@
     <w:p>
       <w:pPr>
         <w:pStyle w:val="Heading2"/>
-        <w:spacing w:before="280" w:after="80"/>
-        <w:keepNext/>
+        <w:spacing w:before="280" w:after="120"/>
       </w:pPr>
       <w:r>
         <w:rPr>
@@ -11414,8 +11393,7 @@
     <w:p>
       <w:pPr>
         <w:pStyle w:val="Heading2"/>
-        <w:spacing w:before="280" w:after="80"/>
-        <w:keepNext/>
+        <w:spacing w:before="280" w:after="120"/>
       </w:pPr>
       <w:r>
         <w:rPr>
@@ -12061,8 +12039,7 @@
     <w:p>
       <w:pPr>
         <w:pStyle w:val="Heading2"/>
-        <w:spacing w:before="280" w:after="80"/>
-        <w:keepNext/>
+        <w:spacing w:before="280" w:after="120"/>
       </w:pPr>
       <w:r>
         <w:rPr>
@@ -13175,8 +13152,7 @@
     <w:p>
       <w:pPr>
         <w:pStyle w:val="Heading2"/>
-        <w:spacing w:before="280" w:after="80"/>
-        <w:keepNext/>
+        <w:spacing w:before="280" w:after="120"/>
       </w:pPr>
       <w:r>
         <w:rPr>
@@ -14824,8 +14800,7 @@
     <w:p>
       <w:pPr>
         <w:pStyle w:val="Heading2"/>
-        <w:spacing w:before="280" w:after="80"/>
-        <w:keepNext/>
+        <w:spacing w:before="280" w:after="120"/>
       </w:pPr>
       <w:r>
         <w:rPr>
@@ -14839,8 +14814,7 @@
     <w:p>
       <w:pPr>
         <w:pStyle w:val="Heading2"/>
-        <w:spacing w:before="280" w:after="80"/>
-        <w:keepNext/>
+        <w:spacing w:before="280" w:after="120"/>
       </w:pPr>
       <w:r>
         <w:rPr>
@@ -15439,8 +15413,7 @@
     <w:p>
       <w:pPr>
         <w:pStyle w:val="Heading2"/>
-        <w:spacing w:before="280" w:after="80"/>
-        <w:keepNext/>
+        <w:spacing w:before="280" w:after="120"/>
       </w:pPr>
       <w:r>
         <w:rPr>
@@ -18110,8 +18083,7 @@
     <w:p>
       <w:pPr>
         <w:pStyle w:val="Heading2"/>
-        <w:spacing w:before="280" w:after="80"/>
-        <w:keepNext/>
+        <w:spacing w:before="280" w:after="120"/>
       </w:pPr>
       <w:r>
         <w:rPr>
@@ -18727,8 +18699,7 @@
     <w:p>
       <w:pPr>
         <w:pStyle w:val="Heading2"/>
-        <w:spacing w:before="280" w:after="80"/>
-        <w:keepNext/>
+        <w:spacing w:before="280" w:after="120"/>
       </w:pPr>
       <w:r>
         <w:rPr>
@@ -19689,8 +19660,7 @@
     <w:p>
       <w:pPr>
         <w:pStyle w:val="Heading2"/>
-        <w:spacing w:before="280" w:after="80"/>
-        <w:keepNext/>
+        <w:spacing w:before="280" w:after="120"/>
       </w:pPr>
       <w:r>
         <w:rPr>
@@ -20776,8 +20746,7 @@
     <w:p>
       <w:pPr>
         <w:pStyle w:val="Heading2"/>
-        <w:spacing w:before="280" w:after="80"/>
-        <w:keepNext/>
+        <w:spacing w:before="280" w:after="120"/>
       </w:pPr>
       <w:r>
         <w:rPr>
@@ -22281,8 +22250,7 @@
     <w:p>
       <w:pPr>
         <w:pStyle w:val="Heading2"/>
-        <w:spacing w:before="280" w:after="80"/>
-        <w:keepNext/>
+        <w:spacing w:before="280" w:after="120"/>
       </w:pPr>
       <w:r>
         <w:rPr>
@@ -23343,8 +23311,8 @@
     <w:bookmarkEnd w:id="102"/>
     <w:bookmarkEnd w:id="103"/>
     <w:sectPr>
+      <w:headerReference w:type="default" r:id="rId100"/>
       <w:footerReference w:type="default" r:id="rId9"/>
-      <w:headerReference w:type="default" r:id="rId10"/>
       <w:footnotePr>
         <w:numRestart w:val="eachSect"/>
       </w:footnotePr>
@@ -23363,88 +23331,123 @@
 <w:ftr xmlns:m="http://schemas.openxmlformats.org/officeDocument/2006/math" xmlns:mc="http://schemas.openxmlformats.org/markup-compatibility/2006" xmlns:mo="http://schemas.microsoft.com/office/mac/office/2008/main" xmlns:mv="urn:schemas-microsoft-com:mac:vml" xmlns:o="urn:schemas-microsoft-com:office:office" xmlns:r="http://schemas.openxmlformats.org/officeDocument/2006/relationships" xmlns:v="urn:schemas-microsoft-com:vml" xmlns:w10="urn:schemas-microsoft-com:office:word" xmlns:w14="http://schemas.microsoft.com/office/word/2010/wordml" xmlns:w="http://schemas.openxmlformats.org/wordprocessingml/2006/main" xmlns:wne="http://schemas.microsoft.com/office/word/2006/wordml" xmlns:wp14="http://schemas.microsoft.com/office/word/2010/wordprocessingDrawing" xmlns:wp="http://schemas.openxmlformats.org/drawingml/2006/wordprocessingDrawing" xmlns:wpc="http://schemas.microsoft.com/office/word/2010/wordprocessingCanvas" xmlns:wpg="http://schemas.microsoft.com/office/word/2010/wordprocessingGroup" xmlns:wpi="http://schemas.microsoft.com/office/word/2010/wordprocessingInk" xmlns:wps="http://schemas.microsoft.com/office/word/2010/wordprocessingShape" mc:Ignorable="w14 wp14">
   <w:p>
     <w:pPr>
+      <w:pStyle w:val="Footer"/>
       <w:jc w:val="center"/>
     </w:pPr>
     <w:r>
       <w:rPr>
+        <w:rFonts w:ascii="Times New Roman" w:hAnsi="Times New Roman" w:eastAsia="Times New Roman" w:cs="Times New Roman"/>
+        <w:b w:val="0"/>
         <w:color w:val="000000"/>
-        <w:sz w:val="18"/>
+        <w:sz w:val="20"/>
       </w:rPr>
       <w:t xml:space="preserve">第 </w:t>
     </w:r>
     <w:r>
       <w:rPr>
+        <w:rFonts w:ascii="Times New Roman" w:hAnsi="Times New Roman" w:eastAsia="Times New Roman" w:cs="Times New Roman"/>
+        <w:b w:val="0"/>
         <w:color w:val="000000"/>
-        <w:sz w:val="18"/>
+        <w:sz w:val="20"/>
       </w:rPr>
       <w:fldChar w:fldCharType="begin"/>
     </w:r>
     <w:r>
       <w:rPr>
-        <w:sz w:val="18"/>
+        <w:rFonts w:ascii="Times New Roman" w:hAnsi="Times New Roman" w:eastAsia="Times New Roman" w:cs="Times New Roman"/>
+        <w:b w:val="0"/>
+        <w:color w:val="000000"/>
+        <w:sz w:val="20"/>
       </w:rPr>
       <w:instrText xml:space="preserve"> PAGE </w:instrText>
     </w:r>
     <w:r>
       <w:rPr>
-        <w:sz w:val="18"/>
+        <w:rFonts w:ascii="Times New Roman" w:hAnsi="Times New Roman" w:eastAsia="Times New Roman" w:cs="Times New Roman"/>
+        <w:b w:val="0"/>
+        <w:color w:val="000000"/>
+        <w:sz w:val="20"/>
       </w:rPr>
       <w:fldChar w:fldCharType="separate"/>
     </w:r>
     <w:r>
       <w:rPr>
-        <w:sz w:val="18"/>
+        <w:rFonts w:ascii="Times New Roman" w:hAnsi="Times New Roman" w:eastAsia="Times New Roman" w:cs="Times New Roman"/>
+        <w:b w:val="0"/>
+        <w:color w:val="000000"/>
+        <w:sz w:val="20"/>
       </w:rPr>
       <w:t>1</w:t>
     </w:r>
     <w:r>
       <w:rPr>
-        <w:sz w:val="18"/>
+        <w:rFonts w:ascii="Times New Roman" w:hAnsi="Times New Roman" w:eastAsia="Times New Roman" w:cs="Times New Roman"/>
+        <w:b w:val="0"/>
+        <w:color w:val="000000"/>
+        <w:sz w:val="20"/>
       </w:rPr>
       <w:fldChar w:fldCharType="end"/>
     </w:r>
     <w:r>
       <w:rPr>
+        <w:rFonts w:ascii="Times New Roman" w:hAnsi="Times New Roman" w:eastAsia="Times New Roman" w:cs="Times New Roman"/>
+        <w:b w:val="0"/>
         <w:color w:val="000000"/>
-        <w:sz w:val="18"/>
+        <w:sz w:val="20"/>
       </w:rPr>
       <w:t xml:space="preserve"> 页 / 共 </w:t>
     </w:r>
     <w:r>
       <w:rPr>
+        <w:rFonts w:ascii="Times New Roman" w:hAnsi="Times New Roman" w:eastAsia="Times New Roman" w:cs="Times New Roman"/>
+        <w:b w:val="0"/>
         <w:color w:val="000000"/>
-        <w:sz w:val="18"/>
+        <w:sz w:val="20"/>
       </w:rPr>
       <w:fldChar w:fldCharType="begin"/>
     </w:r>
     <w:r>
       <w:rPr>
-        <w:sz w:val="18"/>
+        <w:rFonts w:ascii="Times New Roman" w:hAnsi="Times New Roman" w:eastAsia="Times New Roman" w:cs="Times New Roman"/>
+        <w:b w:val="0"/>
+        <w:color w:val="000000"/>
+        <w:sz w:val="20"/>
       </w:rPr>
       <w:instrText xml:space="preserve"> NUMPAGES </w:instrText>
     </w:r>
     <w:r>
       <w:rPr>
-        <w:sz w:val="18"/>
+        <w:rFonts w:ascii="Times New Roman" w:hAnsi="Times New Roman" w:eastAsia="Times New Roman" w:cs="Times New Roman"/>
+        <w:b w:val="0"/>
+        <w:color w:val="000000"/>
+        <w:sz w:val="20"/>
       </w:rPr>
       <w:fldChar w:fldCharType="separate"/>
     </w:r>
     <w:r>
       <w:rPr>
-        <w:sz w:val="18"/>
+        <w:rFonts w:ascii="Times New Roman" w:hAnsi="Times New Roman" w:eastAsia="Times New Roman" w:cs="Times New Roman"/>
+        <w:b w:val="0"/>
+        <w:color w:val="000000"/>
+        <w:sz w:val="20"/>
       </w:rPr>
       <w:t>1</w:t>
     </w:r>
     <w:r>
       <w:rPr>
-        <w:sz w:val="18"/>
+        <w:rFonts w:ascii="Times New Roman" w:hAnsi="Times New Roman" w:eastAsia="Times New Roman" w:cs="Times New Roman"/>
+        <w:b w:val="0"/>
+        <w:color w:val="000000"/>
+        <w:sz w:val="20"/>
       </w:rPr>
       <w:fldChar w:fldCharType="end"/>
     </w:r>
     <w:r>
       <w:rPr>
+        <w:rFonts w:ascii="Times New Roman" w:hAnsi="Times New Roman" w:eastAsia="Times New Roman" w:cs="Times New Roman"/>
+        <w:b w:val="0"/>
         <w:color w:val="000000"/>
-        <w:sz w:val="18"/>
+        <w:sz w:val="20"/>
       </w:rPr>
       <w:t xml:space="preserve"> 页</w:t>
     </w:r>
@@ -23482,10 +23485,12 @@
     </w:pPr>
     <w:r>
       <w:rPr>
+        <w:rFonts w:ascii="Times New Roman" w:hAnsi="Times New Roman" w:eastAsia="Times New Roman" w:cs="Times New Roman"/>
+        <w:b w:val="0"/>
         <w:color w:val="000000"/>
         <w:sz w:val="18"/>
       </w:rPr>
-      <w:t>第三篇 有机化学 · 第12章 高分子化学-学生版</w:t>
+      <w:t xml:space="preserve">第 12 章 高分子化学</w:t>
     </w:r>
   </w:p>
 </w:hdr>
@@ -25140,7 +25145,7 @@
     <ns0:rPr>
       <ns0:rFonts ns0:ascii="Times New Roman" ns0:cs="Times New Roman" ns0:eastAsia="SimHei" ns0:hAnsi="Times New Roman"/>
       <ns0:b/>
-      <ns0:color ns0:val="17324D"/>
+      <ns0:color ns0:val="000000"/>
       <ns0:sz ns0:val="44"/>
       <ns0:szCs ns0:val="56"/>
     </ns0:rPr>
@@ -25282,7 +25287,7 @@
     <ns0:rPr>
       <ns0:rFonts ns0:ascii="Times New Roman" ns0:cs="Times New Roman" ns0:eastAsia="SimHei" ns0:hAnsi="Times New Roman"/>
       <ns0:b/>
-      <ns0:color ns0:val="17324D"/>
+      <ns0:color ns0:val="000000"/>
       <ns0:sz ns0:val="32"/>
       <ns0:szCs ns0:val="40"/>
     </ns0:rPr>
@@ -25306,7 +25311,7 @@
     <ns0:rPr>
       <ns0:rFonts ns0:ascii="Times New Roman" ns0:cs="Times New Roman" ns0:eastAsia="SimHei" ns0:hAnsi="Times New Roman"/>
       <ns0:b/>
-      <ns0:color ns0:val="17324D"/>
+      <ns0:color ns0:val="000000"/>
       <ns0:sz ns0:val="28"/>
       <ns0:szCs ns0:val="32"/>
     </ns0:rPr>
@@ -25330,7 +25335,7 @@
     <ns0:rPr>
       <ns0:rFonts ns0:ascii="Times New Roman" ns0:cs="Times New Roman" ns0:eastAsia="SimHei" ns0:hAnsi="Times New Roman"/>
       <ns0:b/>
-      <ns0:color ns0:val="17324D"/>
+      <ns0:color ns0:val="000000"/>
       <ns0:sz ns0:val="25"/>
       <ns0:szCs ns0:val="28"/>
     </ns0:rPr>
@@ -25806,7 +25811,7 @@
     <w:rPr>
       <w:rFonts w:ascii="Times New Roman" w:hAnsi="Times New Roman" w:eastAsia="FangSong" w:cs="Times New Roman"/>
       <w:b/>
-      <w:color w:val="000000"/>
+      <w:color w:val="007020"/>
     </w:rPr>
   </w:style>
   <w:style w:type="character" w:customStyle="1" w:styleId="DataTypeTok">
@@ -25814,7 +25819,7 @@
     <w:basedOn w:val="VerbatimChar"/>
     <w:rPr>
       <w:rFonts w:ascii="Times New Roman" w:hAnsi="Times New Roman" w:eastAsia="FangSong" w:cs="Times New Roman"/>
-      <w:color w:val="000000"/>
+      <w:color w:val="902000"/>
     </w:rPr>
   </w:style>
   <w:style w:type="character" w:customStyle="1" w:styleId="DecValTok">
@@ -25822,7 +25827,7 @@
     <w:basedOn w:val="VerbatimChar"/>
     <w:rPr>
       <w:rFonts w:ascii="Times New Roman" w:hAnsi="Times New Roman" w:eastAsia="FangSong" w:cs="Times New Roman"/>
-      <w:color w:val="000000"/>
+      <w:color w:val="40a070"/>
     </w:rPr>
   </w:style>
   <w:style w:type="character" w:customStyle="1" w:styleId="BaseNTok">
@@ -25830,7 +25835,7 @@
     <w:basedOn w:val="VerbatimChar"/>
     <w:rPr>
       <w:rFonts w:ascii="Times New Roman" w:hAnsi="Times New Roman" w:eastAsia="FangSong" w:cs="Times New Roman"/>
-      <w:color w:val="000000"/>
+      <w:color w:val="40a070"/>
     </w:rPr>
   </w:style>
   <w:style w:type="character" w:customStyle="1" w:styleId="FloatTok">
@@ -25838,7 +25843,7 @@
     <w:basedOn w:val="VerbatimChar"/>
     <w:rPr>
       <w:rFonts w:ascii="Times New Roman" w:hAnsi="Times New Roman" w:eastAsia="FangSong" w:cs="Times New Roman"/>
-      <w:color w:val="000000"/>
+      <w:color w:val="40a070"/>
     </w:rPr>
   </w:style>
   <w:style w:type="character" w:customStyle="1" w:styleId="ConstantTok">
@@ -25846,7 +25851,7 @@
     <w:basedOn w:val="VerbatimChar"/>
     <w:rPr>
       <w:rFonts w:ascii="Times New Roman" w:hAnsi="Times New Roman" w:eastAsia="FangSong" w:cs="Times New Roman"/>
-      <w:color w:val="000000"/>
+      <w:color w:val="880000"/>
     </w:rPr>
   </w:style>
   <w:style w:type="character" w:customStyle="1" w:styleId="CharTok">
@@ -25854,7 +25859,7 @@
     <w:basedOn w:val="VerbatimChar"/>
     <w:rPr>
       <w:rFonts w:ascii="Times New Roman" w:hAnsi="Times New Roman" w:eastAsia="FangSong" w:cs="Times New Roman"/>
-      <w:color w:val="000000"/>
+      <w:color w:val="4070a0"/>
     </w:rPr>
   </w:style>
   <w:style w:type="character" w:customStyle="1" w:styleId="SpecialCharTok">
@@ -25862,7 +25867,7 @@
     <w:basedOn w:val="VerbatimChar"/>
     <w:rPr>
       <w:rFonts w:ascii="Times New Roman" w:hAnsi="Times New Roman" w:eastAsia="FangSong" w:cs="Times New Roman"/>
-      <w:color w:val="000000"/>
+      <w:color w:val="4070a0"/>
     </w:rPr>
   </w:style>
   <w:style w:type="character" w:customStyle="1" w:styleId="StringTok">
@@ -25870,7 +25875,7 @@
     <w:basedOn w:val="VerbatimChar"/>
     <w:rPr>
       <w:rFonts w:ascii="Times New Roman" w:hAnsi="Times New Roman" w:eastAsia="FangSong" w:cs="Times New Roman"/>
-      <w:color w:val="000000"/>
+      <w:color w:val="4070a0"/>
     </w:rPr>
   </w:style>
   <w:style w:type="character" w:customStyle="1" w:styleId="VerbatimStringTok">
@@ -25878,7 +25883,7 @@
     <w:basedOn w:val="VerbatimChar"/>
     <w:rPr>
       <w:rFonts w:ascii="Times New Roman" w:hAnsi="Times New Roman" w:eastAsia="FangSong" w:cs="Times New Roman"/>
-      <w:color w:val="000000"/>
+      <w:color w:val="4070a0"/>
     </w:rPr>
   </w:style>
   <w:style w:type="character" w:customStyle="1" w:styleId="SpecialStringTok">
@@ -25886,7 +25891,7 @@
     <w:basedOn w:val="VerbatimChar"/>
     <w:rPr>
       <w:rFonts w:ascii="Times New Roman" w:hAnsi="Times New Roman" w:eastAsia="FangSong" w:cs="Times New Roman"/>
-      <w:color w:val="000000"/>
+      <w:color w:val="bb6688"/>
     </w:rPr>
   </w:style>
   <w:style w:type="character" w:customStyle="1" w:styleId="ImportTok">
@@ -25895,7 +25900,7 @@
     <w:rPr>
       <w:rFonts w:ascii="Times New Roman" w:hAnsi="Times New Roman" w:eastAsia="FangSong" w:cs="Times New Roman"/>
       <w:b/>
-      <w:color w:val="000000"/>
+      <w:color w:val="008000"/>
     </w:rPr>
   </w:style>
   <w:style w:type="character" w:customStyle="1" w:styleId="CommentTok">
@@ -25904,7 +25909,7 @@
     <w:rPr>
       <w:rFonts w:ascii="Times New Roman" w:hAnsi="Times New Roman" w:eastAsia="FangSong" w:cs="Times New Roman"/>
       <w:i/>
-      <w:color w:val="000000"/>
+      <w:color w:val="60a0b0"/>
     </w:rPr>
   </w:style>
   <w:style w:type="character" w:customStyle="1" w:styleId="DocumentationTok">
@@ -25913,7 +25918,7 @@
     <w:rPr>
       <w:rFonts w:ascii="Times New Roman" w:hAnsi="Times New Roman" w:eastAsia="FangSong" w:cs="Times New Roman"/>
       <w:i/>
-      <w:color w:val="000000"/>
+      <w:color w:val="ba2121"/>
     </w:rPr>
   </w:style>
   <w:style w:type="character" w:customStyle="1" w:styleId="AnnotationTok">
@@ -25923,7 +25928,7 @@
       <w:rFonts w:ascii="Times New Roman" w:hAnsi="Times New Roman" w:eastAsia="FangSong" w:cs="Times New Roman"/>
       <w:b/>
       <w:i/>
-      <w:color w:val="000000"/>
+      <w:color w:val="60a0b0"/>
     </w:rPr>
   </w:style>
   <w:style w:type="character" w:customStyle="1" w:styleId="CommentVarTok">
@@ -25933,7 +25938,7 @@
       <w:rFonts w:ascii="Times New Roman" w:hAnsi="Times New Roman" w:eastAsia="FangSong" w:cs="Times New Roman"/>
       <w:b/>
       <w:i/>
-      <w:color w:val="000000"/>
+      <w:color w:val="60a0b0"/>
     </w:rPr>
   </w:style>
   <w:style w:type="character" w:customStyle="1" w:styleId="OtherTok">
@@ -25941,7 +25946,7 @@
     <w:basedOn w:val="VerbatimChar"/>
     <w:rPr>
       <w:rFonts w:ascii="Times New Roman" w:hAnsi="Times New Roman" w:eastAsia="FangSong" w:cs="Times New Roman"/>
-      <w:color w:val="000000"/>
+      <w:color w:val="007020"/>
     </w:rPr>
   </w:style>
   <w:style w:type="character" w:customStyle="1" w:styleId="FunctionTok">
@@ -25949,7 +25954,7 @@
     <w:basedOn w:val="VerbatimChar"/>
     <w:rPr>
       <w:rFonts w:ascii="Times New Roman" w:hAnsi="Times New Roman" w:eastAsia="FangSong" w:cs="Times New Roman"/>
-      <w:color w:val="000000"/>
+      <w:color w:val="06287e"/>
     </w:rPr>
   </w:style>
   <w:style w:type="character" w:customStyle="1" w:styleId="VariableTok">
@@ -25957,7 +25962,7 @@
     <w:basedOn w:val="VerbatimChar"/>
     <w:rPr>
       <w:rFonts w:ascii="Times New Roman" w:hAnsi="Times New Roman" w:eastAsia="FangSong" w:cs="Times New Roman"/>
-      <w:color w:val="000000"/>
+      <w:color w:val="19177c"/>
     </w:rPr>
   </w:style>
   <w:style w:type="character" w:customStyle="1" w:styleId="ControlFlowTok">
@@ -25966,7 +25971,7 @@
     <w:rPr>
       <w:rFonts w:ascii="Times New Roman" w:hAnsi="Times New Roman" w:eastAsia="FangSong" w:cs="Times New Roman"/>
       <w:b/>
-      <w:color w:val="000000"/>
+      <w:color w:val="007020"/>
     </w:rPr>
   </w:style>
   <w:style w:type="character" w:customStyle="1" w:styleId="OperatorTok">
@@ -25974,7 +25979,7 @@
     <w:basedOn w:val="VerbatimChar"/>
     <w:rPr>
       <w:rFonts w:ascii="Times New Roman" w:hAnsi="Times New Roman" w:eastAsia="FangSong" w:cs="Times New Roman"/>
-      <w:color w:val="000000"/>
+      <w:color w:val="666666"/>
     </w:rPr>
   </w:style>
   <w:style w:type="character" w:customStyle="1" w:styleId="BuiltInTok">
@@ -25982,7 +25987,7 @@
     <w:basedOn w:val="VerbatimChar"/>
     <w:rPr>
       <w:rFonts w:ascii="Times New Roman" w:hAnsi="Times New Roman" w:eastAsia="FangSong" w:cs="Times New Roman"/>
-      <w:color w:val="000000"/>
+      <w:color w:val="008000"/>
     </w:rPr>
   </w:style>
   <w:style w:type="character" w:customStyle="1" w:styleId="ExtensionTok">
@@ -25997,7 +26002,7 @@
     <w:basedOn w:val="VerbatimChar"/>
     <w:rPr>
       <w:rFonts w:ascii="Times New Roman" w:hAnsi="Times New Roman" w:eastAsia="FangSong" w:cs="Times New Roman"/>
-      <w:color w:val="000000"/>
+      <w:color w:val="bc7a00"/>
     </w:rPr>
   </w:style>
   <w:style w:type="character" w:customStyle="1" w:styleId="AttributeTok">
@@ -26005,7 +26010,7 @@
     <w:basedOn w:val="VerbatimChar"/>
     <w:rPr>
       <w:rFonts w:ascii="Times New Roman" w:hAnsi="Times New Roman" w:eastAsia="FangSong" w:cs="Times New Roman"/>
-      <w:color w:val="000000"/>
+      <w:color w:val="7d9029"/>
     </w:rPr>
   </w:style>
   <w:style w:type="character" w:customStyle="1" w:styleId="RegionMarkerTok">
@@ -26022,7 +26027,7 @@
       <w:rFonts w:ascii="Times New Roman" w:hAnsi="Times New Roman" w:eastAsia="FangSong" w:cs="Times New Roman"/>
       <w:b/>
       <w:i/>
-      <w:color w:val="000000"/>
+      <w:color w:val="60a0b0"/>
     </w:rPr>
   </w:style>
   <w:style w:type="character" w:customStyle="1" w:styleId="WarningTok">
@@ -26032,7 +26037,7 @@
       <w:rFonts w:ascii="Times New Roman" w:hAnsi="Times New Roman" w:eastAsia="FangSong" w:cs="Times New Roman"/>
       <w:b/>
       <w:i/>
-      <w:color w:val="000000"/>
+      <w:color w:val="60a0b0"/>
     </w:rPr>
   </w:style>
   <w:style w:type="character" w:customStyle="1" w:styleId="AlertTok">
@@ -26041,7 +26046,7 @@
     <w:rPr>
       <w:rFonts w:ascii="Times New Roman" w:hAnsi="Times New Roman" w:eastAsia="FangSong" w:cs="Times New Roman"/>
       <w:b/>
-      <w:color w:val="000000"/>
+      <w:color w:val="ff0000"/>
     </w:rPr>
   </w:style>
   <w:style w:type="character" w:customStyle="1" w:styleId="ErrorTok">
@@ -26050,7 +26055,7 @@
     <w:rPr>
       <w:rFonts w:ascii="Times New Roman" w:hAnsi="Times New Roman" w:eastAsia="FangSong" w:cs="Times New Roman"/>
       <w:b/>
-      <w:color w:val="000000"/>
+      <w:color w:val="ff0000"/>
     </w:rPr>
   </w:style>
   <w:style w:type="character" w:customStyle="1" w:styleId="NormalTok">

--- a/00-首页/题组Word/习题书/第三篇-有机化学/12-高分子化学-学生版-打印版.docx
+++ b/00-首页/题组Word/习题书/第三篇-有机化学/12-高分子化学-学生版-打印版.docx
@@ -20580,7 +20580,7 @@
         <m:sSup>
           <m:e>
             <m:r>
-              <m:t>​</m:t>
+              <m:t xml:space="preserve"> </m:t>
             </m:r>
           </m:e>
           <m:sup>

--- a/00-首页/题组Word/习题书/第三篇-有机化学/12-高分子化学-学生版-打印版.docx
+++ b/00-首页/题组Word/习题书/第三篇-有机化学/12-高分子化学-学生版-打印版.docx
@@ -394,6 +394,7 @@
     <w:p>
       <w:pPr>
         <w:pStyle w:val="BodyText"/>
+        <w:spacing w:before="0" w:after="0"/>
       </w:pPr>
       <w:r>
         <w:rPr>
@@ -423,6 +424,7 @@
     <w:p>
       <w:pPr>
         <w:pStyle w:val="BodyText"/>
+        <w:spacing w:before="0" w:after="0"/>
       </w:pPr>
       <w:r>
         <w:rPr>
@@ -440,6 +442,7 @@
     <w:p>
       <w:pPr>
         <w:pStyle w:val="BodyText"/>
+        <w:spacing w:before="0" w:after="0"/>
       </w:pPr>
       <w:r>
         <w:rPr>
@@ -593,6 +596,7 @@
     <w:p>
       <w:pPr>
         <w:pStyle w:val="BodyText"/>
+        <w:spacing w:before="0" w:after="0"/>
       </w:pPr>
       <w:r>
         <w:rPr>
@@ -793,6 +797,7 @@
     <w:p>
       <w:pPr>
         <w:pStyle w:val="BodyText"/>
+        <w:spacing w:before="0" w:after="0"/>
       </w:pPr>
       <w:r>
         <w:rPr>
@@ -810,6 +815,7 @@
     <w:p>
       <w:pPr>
         <w:pStyle w:val="BodyText"/>
+        <w:spacing w:before="0" w:after="0"/>
       </w:pPr>
       <w:r>
         <w:rPr>
@@ -846,6 +852,7 @@
     <w:p>
       <w:pPr>
         <w:pStyle w:val="BodyText"/>
+        <w:spacing w:before="0" w:after="0"/>
       </w:pPr>
       <w:r>
         <w:rPr>
@@ -863,6 +870,7 @@
     <w:p>
       <w:pPr>
         <w:pStyle w:val="BodyText"/>
+        <w:spacing w:before="0" w:after="0"/>
       </w:pPr>
       <w:r>
         <w:rPr>
@@ -1093,6 +1101,7 @@
     <w:p>
       <w:pPr>
         <w:pStyle w:val="BodyText"/>
+        <w:spacing w:before="0" w:after="0"/>
       </w:pPr>
       <w:r>
         <w:rPr>
@@ -1229,6 +1238,7 @@
     <w:p>
       <w:pPr>
         <w:pStyle w:val="BodyText"/>
+        <w:spacing w:before="0" w:after="0"/>
       </w:pPr>
       <w:r>
         <w:rPr>
@@ -1886,8 +1896,8 @@
           <w:ilvl w:val="0"/>
           <w:numId w:val="1003"/>
         </w:numPr>
+        <w:spacing w:before="0" w:after="0"/>
         <w:ind w:left="480" w:hanging="480"/>
-        <w:spacing w:after="0"/>
       </w:pPr>
       <w:r>
         <w:rPr>
@@ -1950,8 +1960,8 @@
           <w:ilvl w:val="0"/>
           <w:numId w:val="1003"/>
         </w:numPr>
+        <w:spacing w:before="0" w:after="0"/>
         <w:ind w:left="480" w:hanging="480"/>
-        <w:spacing w:before="0" w:after="0"/>
       </w:pPr>
       <w:r>
         <w:rPr>
@@ -1978,8 +1988,8 @@
           <w:ilvl w:val="0"/>
           <w:numId w:val="1003"/>
         </w:numPr>
+        <w:spacing w:before="0" w:after="0"/>
         <w:ind w:left="480" w:hanging="480"/>
-        <w:spacing w:before="0" w:after="0"/>
       </w:pPr>
       <w:r>
         <w:rPr>
@@ -2006,8 +2016,8 @@
           <w:ilvl w:val="0"/>
           <w:numId w:val="1003"/>
         </w:numPr>
+        <w:spacing w:before="0" w:after="0"/>
         <w:ind w:left="480" w:hanging="480"/>
-        <w:spacing w:before="0" w:after="0"/>
       </w:pPr>
       <w:r>
         <w:rPr>
@@ -2034,8 +2044,8 @@
           <w:ilvl w:val="0"/>
           <w:numId w:val="1003"/>
         </w:numPr>
+        <w:spacing w:before="0" w:after="0"/>
         <w:ind w:left="480" w:hanging="480"/>
-        <w:spacing w:before="0" w:after="180"/>
       </w:pPr>
       <w:r>
         <w:rPr>
@@ -2056,8 +2066,8 @@
           <w:ilvl w:val="0"/>
           <w:numId w:val="1003"/>
         </w:numPr>
+        <w:spacing w:before="0" w:after="0"/>
         <w:ind w:left="480" w:hanging="480"/>
-        <w:spacing w:after="0"/>
       </w:pPr>
       <w:r>
         <w:rPr>
@@ -2084,8 +2094,8 @@
           <w:ilvl w:val="0"/>
           <w:numId w:val="1003"/>
         </w:numPr>
+        <w:spacing w:before="0" w:after="0"/>
         <w:ind w:left="480" w:hanging="480"/>
-        <w:spacing w:before="0" w:after="0"/>
       </w:pPr>
       <w:r>
         <w:rPr>
@@ -2112,8 +2122,8 @@
           <w:ilvl w:val="0"/>
           <w:numId w:val="1003"/>
         </w:numPr>
+        <w:spacing w:before="0" w:after="0"/>
         <w:ind w:left="480" w:hanging="480"/>
-        <w:spacing w:before="0" w:after="0"/>
       </w:pPr>
       <w:r>
         <w:rPr>
@@ -2140,8 +2150,8 @@
           <w:ilvl w:val="0"/>
           <w:numId w:val="1003"/>
         </w:numPr>
+        <w:spacing w:before="0" w:after="0"/>
         <w:ind w:left="480" w:hanging="480"/>
-        <w:spacing w:before="0" w:after="0"/>
       </w:pPr>
       <w:r>
         <w:rPr>
@@ -2174,8 +2184,8 @@
           <w:ilvl w:val="0"/>
           <w:numId w:val="1003"/>
         </w:numPr>
+        <w:spacing w:before="0" w:after="0"/>
         <w:ind w:left="480" w:hanging="480"/>
-        <w:spacing w:before="0" w:after="180"/>
       </w:pPr>
       <w:r>
         <w:rPr>
@@ -2196,8 +2206,8 @@
           <w:ilvl w:val="0"/>
           <w:numId w:val="1003"/>
         </w:numPr>
+        <w:spacing w:before="0" w:after="0"/>
         <w:ind w:left="480" w:hanging="480"/>
-        <w:spacing w:after="0"/>
       </w:pPr>
       <w:r>
         <w:rPr>
@@ -2254,8 +2264,8 @@
           <w:ilvl w:val="0"/>
           <w:numId w:val="1003"/>
         </w:numPr>
+        <w:spacing w:before="0" w:after="0"/>
         <w:ind w:left="480" w:hanging="480"/>
-        <w:spacing w:before="0" w:after="0"/>
       </w:pPr>
       <w:r>
         <w:rPr>
@@ -2276,8 +2286,8 @@
           <w:ilvl w:val="0"/>
           <w:numId w:val="1003"/>
         </w:numPr>
+        <w:spacing w:before="0" w:after="0"/>
         <w:ind w:left="480" w:hanging="480"/>
-        <w:spacing w:before="0" w:after="0"/>
       </w:pPr>
       <w:r>
         <w:rPr>
@@ -2298,8 +2308,8 @@
           <w:ilvl w:val="0"/>
           <w:numId w:val="1003"/>
         </w:numPr>
+        <w:spacing w:before="0" w:after="0"/>
         <w:ind w:left="480" w:hanging="480"/>
-        <w:spacing w:before="0" w:after="0"/>
       </w:pPr>
       <w:r>
         <w:rPr>
@@ -2349,8 +2359,8 @@
           <w:ilvl w:val="0"/>
           <w:numId w:val="1003"/>
         </w:numPr>
+        <w:spacing w:before="0" w:after="0"/>
         <w:ind w:left="480" w:hanging="480"/>
-        <w:spacing w:before="0" w:after="180"/>
       </w:pPr>
       <w:r>
         <w:rPr>
@@ -2365,8 +2375,8 @@
           <w:ilvl w:val="0"/>
           <w:numId w:val="1003"/>
         </w:numPr>
+        <w:spacing w:before="0" w:after="0"/>
         <w:ind w:left="480" w:hanging="480"/>
-        <w:spacing w:after="0"/>
       </w:pPr>
       <w:r>
         <w:rPr>
@@ -2434,8 +2444,8 @@
           <w:ilvl w:val="0"/>
           <w:numId w:val="1003"/>
         </w:numPr>
+        <w:spacing w:before="0" w:after="0"/>
         <w:ind w:left="480" w:hanging="480"/>
-        <w:spacing w:before="0" w:after="0"/>
       </w:pPr>
       <w:r>
         <w:rPr>
@@ -2480,8 +2490,8 @@
           <w:ilvl w:val="0"/>
           <w:numId w:val="1003"/>
         </w:numPr>
+        <w:spacing w:before="0" w:after="0"/>
         <w:ind w:left="480" w:hanging="480"/>
-        <w:spacing w:before="0" w:after="0"/>
       </w:pPr>
       <w:r>
         <w:rPr>
@@ -2528,8 +2538,8 @@
           <w:ilvl w:val="0"/>
           <w:numId w:val="1003"/>
         </w:numPr>
+        <w:spacing w:before="0" w:after="0"/>
         <w:ind w:left="480" w:hanging="480"/>
-        <w:spacing w:before="0" w:after="0"/>
       </w:pPr>
       <w:r>
         <w:rPr>
@@ -2556,8 +2566,8 @@
           <w:ilvl w:val="0"/>
           <w:numId w:val="1003"/>
         </w:numPr>
+        <w:spacing w:before="0" w:after="0"/>
         <w:ind w:left="480" w:hanging="480"/>
-        <w:spacing w:before="0" w:after="180"/>
       </w:pPr>
       <w:r>
         <w:rPr>
@@ -2578,8 +2588,8 @@
           <w:ilvl w:val="0"/>
           <w:numId w:val="1003"/>
         </w:numPr>
+        <w:spacing w:before="0" w:after="0"/>
         <w:ind w:left="480" w:hanging="480"/>
-        <w:spacing w:after="0"/>
       </w:pPr>
       <w:r>
         <w:rPr>
@@ -2636,8 +2646,8 @@
           <w:ilvl w:val="0"/>
           <w:numId w:val="1003"/>
         </w:numPr>
+        <w:spacing w:before="0" w:after="0"/>
         <w:ind w:left="480" w:hanging="480"/>
-        <w:spacing w:before="0" w:after="0"/>
       </w:pPr>
       <w:r>
         <w:rPr>
@@ -2664,8 +2674,8 @@
           <w:ilvl w:val="0"/>
           <w:numId w:val="1003"/>
         </w:numPr>
+        <w:spacing w:before="0" w:after="0"/>
         <w:ind w:left="480" w:hanging="480"/>
-        <w:spacing w:before="0" w:after="0"/>
       </w:pPr>
       <w:r>
         <w:rPr>
@@ -2692,8 +2702,8 @@
           <w:ilvl w:val="0"/>
           <w:numId w:val="1003"/>
         </w:numPr>
+        <w:spacing w:before="0" w:after="0"/>
         <w:ind w:left="480" w:hanging="480"/>
-        <w:spacing w:before="0" w:after="0"/>
       </w:pPr>
       <w:r>
         <w:rPr>
@@ -2720,8 +2730,8 @@
           <w:ilvl w:val="0"/>
           <w:numId w:val="1003"/>
         </w:numPr>
+        <w:spacing w:before="0" w:after="0"/>
         <w:ind w:left="480" w:hanging="480"/>
-        <w:spacing w:before="0" w:after="180"/>
       </w:pPr>
       <w:r>
         <w:rPr>
@@ -2742,8 +2752,8 @@
           <w:ilvl w:val="0"/>
           <w:numId w:val="1003"/>
         </w:numPr>
+        <w:spacing w:before="0" w:after="0"/>
         <w:ind w:left="480" w:hanging="480"/>
-        <w:spacing w:after="0"/>
       </w:pPr>
       <w:r>
         <w:rPr>
@@ -2812,8 +2822,8 @@
           <w:ilvl w:val="0"/>
           <w:numId w:val="1003"/>
         </w:numPr>
+        <w:spacing w:before="0" w:after="0"/>
         <w:ind w:left="480" w:hanging="480"/>
-        <w:spacing w:before="0" w:after="0"/>
       </w:pPr>
       <w:r>
         <w:rPr>
@@ -2840,8 +2850,8 @@
           <w:ilvl w:val="0"/>
           <w:numId w:val="1003"/>
         </w:numPr>
+        <w:spacing w:before="0" w:after="0"/>
         <w:ind w:left="480" w:hanging="480"/>
-        <w:spacing w:before="0" w:after="0"/>
       </w:pPr>
       <w:r>
         <w:rPr>
@@ -2868,8 +2878,8 @@
           <w:ilvl w:val="0"/>
           <w:numId w:val="1003"/>
         </w:numPr>
+        <w:spacing w:before="0" w:after="0"/>
         <w:ind w:left="480" w:hanging="480"/>
-        <w:spacing w:before="0" w:after="0"/>
       </w:pPr>
       <w:r>
         <w:rPr>
@@ -2896,8 +2906,8 @@
           <w:ilvl w:val="0"/>
           <w:numId w:val="1003"/>
         </w:numPr>
+        <w:spacing w:before="0" w:after="0"/>
         <w:ind w:left="480" w:hanging="480"/>
-        <w:spacing w:before="0" w:after="180"/>
       </w:pPr>
       <w:r>
         <w:rPr>
@@ -4416,8 +4426,8 @@
           <w:ilvl w:val="0"/>
           <w:numId w:val="1006"/>
         </w:numPr>
+        <w:spacing w:before="0" w:after="0"/>
         <w:ind w:left="480" w:hanging="480"/>
-        <w:spacing w:after="0"/>
       </w:pPr>
       <w:r>
         <w:rPr>
@@ -4492,8 +4502,8 @@
           <w:ilvl w:val="0"/>
           <w:numId w:val="1006"/>
         </w:numPr>
+        <w:spacing w:before="0" w:after="0"/>
         <w:ind w:left="480" w:hanging="480"/>
-        <w:spacing w:before="0" w:after="0"/>
       </w:pPr>
       <w:r>
         <w:rPr>
@@ -4538,8 +4548,8 @@
           <w:ilvl w:val="0"/>
           <w:numId w:val="1006"/>
         </w:numPr>
+        <w:spacing w:before="0" w:after="0"/>
         <w:ind w:left="480" w:hanging="480"/>
-        <w:spacing w:before="0" w:after="0"/>
       </w:pPr>
       <w:r>
         <w:rPr>
@@ -4578,8 +4588,8 @@
           <w:ilvl w:val="0"/>
           <w:numId w:val="1006"/>
         </w:numPr>
+        <w:spacing w:before="0" w:after="0"/>
         <w:ind w:left="480" w:hanging="480"/>
-        <w:spacing w:before="0" w:after="0"/>
       </w:pPr>
       <w:r>
         <w:rPr>
@@ -4618,8 +4628,8 @@
           <w:ilvl w:val="0"/>
           <w:numId w:val="1006"/>
         </w:numPr>
+        <w:spacing w:before="0" w:after="0"/>
         <w:ind w:left="480" w:hanging="480"/>
-        <w:spacing w:before="0" w:after="180"/>
       </w:pPr>
       <w:r>
         <w:rPr>
@@ -9412,8 +9422,8 @@
     <w:p>
       <w:pPr>
         <w:pStyle w:val="FirstParagraph"/>
+        <w:spacing w:before="0" w:after="0"/>
         <w:ind w:left="480" w:hanging="480"/>
-        <w:spacing w:after="0"/>
       </w:pPr>
       <w:r>
         <w:rPr>
@@ -9425,34 +9435,34 @@
     <w:p>
       <w:pPr>
         <w:pStyle w:val="FirstParagraph"/>
+        <w:spacing w:before="0" w:after="0"/>
         <w:ind w:left="480" w:hanging="480"/>
+      </w:pPr>
+      <w:r>
+        <w:rPr>
+          <w:rFonts w:ascii="Times New Roman" w:hAnsi="Times New Roman" w:eastAsia="Times New Roman" w:cs="Times New Roman"/>
+        </w:rPr>
+        <w:t xml:space="preserve">B. 1:1　</w:t>
+      </w:r>
+    </w:p>
+    <w:p>
+      <w:pPr>
+        <w:pStyle w:val="FirstParagraph"/>
         <w:spacing w:before="0" w:after="0"/>
-      </w:pPr>
-      <w:r>
-        <w:rPr>
-          <w:rFonts w:ascii="Times New Roman" w:hAnsi="Times New Roman" w:eastAsia="Times New Roman" w:cs="Times New Roman"/>
-        </w:rPr>
-        <w:t xml:space="preserve">B. 1:1　</w:t>
+        <w:ind w:left="480" w:hanging="480"/>
+      </w:pPr>
+      <w:r>
+        <w:rPr>
+          <w:rFonts w:ascii="Times New Roman" w:hAnsi="Times New Roman" w:eastAsia="Times New Roman" w:cs="Times New Roman"/>
+        </w:rPr>
+        <w:t xml:space="preserve">C. 2:3　</w:t>
       </w:r>
     </w:p>
     <w:p>
       <w:pPr>
         <w:pStyle w:val="FirstParagraph"/>
+        <w:spacing w:before="0" w:after="0"/>
         <w:ind w:left="480" w:hanging="480"/>
-        <w:spacing w:before="0" w:after="0"/>
-      </w:pPr>
-      <w:r>
-        <w:rPr>
-          <w:rFonts w:ascii="Times New Roman" w:hAnsi="Times New Roman" w:eastAsia="Times New Roman" w:cs="Times New Roman"/>
-        </w:rPr>
-        <w:t xml:space="preserve">C. 2:3　</w:t>
-      </w:r>
-    </w:p>
-    <w:p>
-      <w:pPr>
-        <w:pStyle w:val="FirstParagraph"/>
-        <w:ind w:left="480" w:hanging="480"/>
-        <w:spacing w:before="0" w:after="180"/>
       </w:pPr>
       <w:r>
         <w:rPr>
@@ -9609,8 +9619,8 @@
     <w:p>
       <w:pPr>
         <w:pStyle w:val="FirstParagraph"/>
+        <w:spacing w:before="0" w:after="0"/>
         <w:ind w:left="480" w:hanging="480"/>
-        <w:spacing w:after="0"/>
       </w:pPr>
       <w:r>
         <w:rPr>
@@ -9622,34 +9632,34 @@
     <w:p>
       <w:pPr>
         <w:pStyle w:val="FirstParagraph"/>
+        <w:spacing w:before="0" w:after="0"/>
         <w:ind w:left="480" w:hanging="480"/>
+      </w:pPr>
+      <w:r>
+        <w:rPr>
+          <w:rFonts w:ascii="Times New Roman" w:hAnsi="Times New Roman" w:eastAsia="Times New Roman" w:cs="Times New Roman"/>
+        </w:rPr>
+        <w:t xml:space="preserve">B. 2:3　</w:t>
+      </w:r>
+    </w:p>
+    <w:p>
+      <w:pPr>
+        <w:pStyle w:val="FirstParagraph"/>
         <w:spacing w:before="0" w:after="0"/>
-      </w:pPr>
-      <w:r>
-        <w:rPr>
-          <w:rFonts w:ascii="Times New Roman" w:hAnsi="Times New Roman" w:eastAsia="Times New Roman" w:cs="Times New Roman"/>
-        </w:rPr>
-        <w:t xml:space="preserve">B. 2:3　</w:t>
+        <w:ind w:left="480" w:hanging="480"/>
+      </w:pPr>
+      <w:r>
+        <w:rPr>
+          <w:rFonts w:ascii="Times New Roman" w:hAnsi="Times New Roman" w:eastAsia="Times New Roman" w:cs="Times New Roman"/>
+        </w:rPr>
+        <w:t xml:space="preserve">C. 1:2　</w:t>
       </w:r>
     </w:p>
     <w:p>
       <w:pPr>
         <w:pStyle w:val="FirstParagraph"/>
+        <w:spacing w:before="0" w:after="0"/>
         <w:ind w:left="480" w:hanging="480"/>
-        <w:spacing w:before="0" w:after="0"/>
-      </w:pPr>
-      <w:r>
-        <w:rPr>
-          <w:rFonts w:ascii="Times New Roman" w:hAnsi="Times New Roman" w:eastAsia="Times New Roman" w:cs="Times New Roman"/>
-        </w:rPr>
-        <w:t xml:space="preserve">C. 1:2　</w:t>
-      </w:r>
-    </w:p>
-    <w:p>
-      <w:pPr>
-        <w:pStyle w:val="FirstParagraph"/>
-        <w:ind w:left="480" w:hanging="480"/>
-        <w:spacing w:before="0" w:after="180"/>
       </w:pPr>
       <w:r>
         <w:rPr>
@@ -9847,8 +9857,8 @@
     <w:p>
       <w:pPr>
         <w:pStyle w:val="BodyText"/>
+        <w:spacing w:before="0" w:after="0"/>
         <w:ind w:left="480" w:hanging="480"/>
-        <w:spacing w:after="0"/>
       </w:pPr>
       <w:r>
         <w:rPr>
@@ -9872,14 +9882,39 @@
     <w:p>
       <w:pPr>
         <w:pStyle w:val="BodyText"/>
+        <w:spacing w:before="0" w:after="0"/>
         <w:ind w:left="480" w:hanging="480"/>
+      </w:pPr>
+      <w:r>
+        <w:rPr>
+          <w:rFonts w:ascii="Times New Roman" w:hAnsi="Times New Roman" w:eastAsia="Times New Roman" w:cs="Times New Roman"/>
+        </w:rPr>
+        <w:t xml:space="preserve">B. 4 </w:t>
+      </w:r>
+      <w:r>
+        <w:rPr>
+          <w:rFonts w:hint="eastAsia" w:ascii="Times New Roman" w:hAnsi="Times New Roman" w:eastAsia="FangSong" w:cs="Times New Roman"/>
+        </w:rPr>
+        <w:t xml:space="preserve">摩尔</w:t>
+      </w:r>
+      <w:r>
+        <w:rPr>
+          <w:rFonts w:ascii="Times New Roman" w:hAnsi="Times New Roman" w:eastAsia="Times New Roman" w:cs="Times New Roman"/>
+        </w:rPr>
+        <w:t xml:space="preserve">　　</w:t>
+      </w:r>
+    </w:p>
+    <w:p>
+      <w:pPr>
+        <w:pStyle w:val="BodyText"/>
         <w:spacing w:before="0" w:after="0"/>
-      </w:pPr>
-      <w:r>
-        <w:rPr>
-          <w:rFonts w:ascii="Times New Roman" w:hAnsi="Times New Roman" w:eastAsia="Times New Roman" w:cs="Times New Roman"/>
-        </w:rPr>
-        <w:t xml:space="preserve">B. 4 </w:t>
+        <w:ind w:left="480" w:hanging="480"/>
+      </w:pPr>
+      <w:r>
+        <w:rPr>
+          <w:rFonts w:ascii="Times New Roman" w:hAnsi="Times New Roman" w:eastAsia="Times New Roman" w:cs="Times New Roman"/>
+        </w:rPr>
+        <w:t xml:space="preserve">C. 3n </w:t>
       </w:r>
       <w:r>
         <w:rPr>
@@ -9897,33 +9932,8 @@
     <w:p>
       <w:pPr>
         <w:pStyle w:val="BodyText"/>
+        <w:spacing w:before="0" w:after="0"/>
         <w:ind w:left="480" w:hanging="480"/>
-        <w:spacing w:before="0" w:after="0"/>
-      </w:pPr>
-      <w:r>
-        <w:rPr>
-          <w:rFonts w:ascii="Times New Roman" w:hAnsi="Times New Roman" w:eastAsia="Times New Roman" w:cs="Times New Roman"/>
-        </w:rPr>
-        <w:t xml:space="preserve">C. 3n </w:t>
-      </w:r>
-      <w:r>
-        <w:rPr>
-          <w:rFonts w:hint="eastAsia" w:ascii="Times New Roman" w:hAnsi="Times New Roman" w:eastAsia="FangSong" w:cs="Times New Roman"/>
-        </w:rPr>
-        <w:t xml:space="preserve">摩尔</w:t>
-      </w:r>
-      <w:r>
-        <w:rPr>
-          <w:rFonts w:ascii="Times New Roman" w:hAnsi="Times New Roman" w:eastAsia="Times New Roman" w:cs="Times New Roman"/>
-        </w:rPr>
-        <w:t xml:space="preserve">　　</w:t>
-      </w:r>
-    </w:p>
-    <w:p>
-      <w:pPr>
-        <w:pStyle w:val="BodyText"/>
-        <w:ind w:left="480" w:hanging="480"/>
-        <w:spacing w:before="0" w:after="180"/>
       </w:pPr>
       <w:r>
         <w:rPr>
@@ -15915,6 +15925,14 @@
       <w:tblPr>
         <w:tblStyle w:val="Table"/>
         <w:tblW w:type="auto" w:w="0"/>
+        <w:tblBorders>
+          <w:top w:val="single" w:sz="12" w:space="0" w:color="000000"/>
+          <w:left w:val="none" w:sz="0" w:space="0" w:color="auto"/>
+          <w:bottom w:val="single" w:sz="12" w:space="0" w:color="000000"/>
+          <w:right w:val="none" w:sz="0" w:space="0" w:color="auto"/>
+          <w:insideH w:val="none" w:sz="0" w:space="0" w:color="auto"/>
+          <w:insideV w:val="none" w:sz="0" w:space="0" w:color="auto"/>
+        </w:tblBorders>
         <w:tblLook w:firstRow="1" w:lastRow="0" w:firstColumn="0" w:lastColumn="0" w:noHBand="0" w:noVBand="0" w:val="0020"/>
       </w:tblPr>
       <w:tblGrid>
@@ -15927,7 +15945,11 @@
           <w:tblHeader w:val="on"/>
         </w:trPr>
         <w:tc>
-          <w:tcPr/>
+          <w:tcPr>
+            <w:tcBorders>
+              <w:bottom w:val="single" w:sz="8" w:space="0" w:color="000000"/>
+            </w:tcBorders>
+          </w:tcPr>
           <w:p>
             <w:pPr>
               <w:pStyle w:val="Compact"/>
@@ -15943,7 +15965,11 @@
           </w:p>
         </w:tc>
         <w:tc>
-          <w:tcPr/>
+          <w:tcPr>
+            <w:tcBorders>
+              <w:bottom w:val="single" w:sz="8" w:space="0" w:color="000000"/>
+            </w:tcBorders>
+          </w:tcPr>
           <w:p>
             <w:pPr>
               <w:pStyle w:val="Compact"/>
@@ -15959,7 +15985,11 @@
           </w:p>
         </w:tc>
         <w:tc>
-          <w:tcPr/>
+          <w:tcPr>
+            <w:tcBorders>
+              <w:bottom w:val="single" w:sz="8" w:space="0" w:color="000000"/>
+            </w:tcBorders>
+          </w:tcPr>
           <w:p>
             <w:pPr>
               <w:pStyle w:val="Compact"/>
@@ -23311,7 +23341,6 @@
     <w:bookmarkEnd w:id="102"/>
     <w:bookmarkEnd w:id="103"/>
     <w:sectPr>
-      <w:headerReference w:type="default" r:id="rId100"/>
       <w:footerReference w:type="default" r:id="rId9"/>
       <w:footnotePr>
         <w:numRestart w:val="eachSect"/>
@@ -23338,16 +23367,6 @@
       <w:rPr>
         <w:rFonts w:ascii="Times New Roman" w:hAnsi="Times New Roman" w:eastAsia="Times New Roman" w:cs="Times New Roman"/>
         <w:b w:val="0"/>
-        <w:color w:val="000000"/>
-        <w:sz w:val="20"/>
-      </w:rPr>
-      <w:t xml:space="preserve">第 </w:t>
-    </w:r>
-    <w:r>
-      <w:rPr>
-        <w:rFonts w:ascii="Times New Roman" w:hAnsi="Times New Roman" w:eastAsia="Times New Roman" w:cs="Times New Roman"/>
-        <w:b w:val="0"/>
-        <w:color w:val="000000"/>
         <w:sz w:val="20"/>
       </w:rPr>
       <w:fldChar w:fldCharType="begin"/>
@@ -23356,7 +23375,6 @@
       <w:rPr>
         <w:rFonts w:ascii="Times New Roman" w:hAnsi="Times New Roman" w:eastAsia="Times New Roman" w:cs="Times New Roman"/>
         <w:b w:val="0"/>
-        <w:color w:val="000000"/>
         <w:sz w:val="20"/>
       </w:rPr>
       <w:instrText xml:space="preserve"> PAGE </w:instrText>
@@ -23365,91 +23383,9 @@
       <w:rPr>
         <w:rFonts w:ascii="Times New Roman" w:hAnsi="Times New Roman" w:eastAsia="Times New Roman" w:cs="Times New Roman"/>
         <w:b w:val="0"/>
-        <w:color w:val="000000"/>
-        <w:sz w:val="20"/>
-      </w:rPr>
-      <w:fldChar w:fldCharType="separate"/>
-    </w:r>
-    <w:r>
-      <w:rPr>
-        <w:rFonts w:ascii="Times New Roman" w:hAnsi="Times New Roman" w:eastAsia="Times New Roman" w:cs="Times New Roman"/>
-        <w:b w:val="0"/>
-        <w:color w:val="000000"/>
-        <w:sz w:val="20"/>
-      </w:rPr>
-      <w:t>1</w:t>
-    </w:r>
-    <w:r>
-      <w:rPr>
-        <w:rFonts w:ascii="Times New Roman" w:hAnsi="Times New Roman" w:eastAsia="Times New Roman" w:cs="Times New Roman"/>
-        <w:b w:val="0"/>
-        <w:color w:val="000000"/>
         <w:sz w:val="20"/>
       </w:rPr>
       <w:fldChar w:fldCharType="end"/>
-    </w:r>
-    <w:r>
-      <w:rPr>
-        <w:rFonts w:ascii="Times New Roman" w:hAnsi="Times New Roman" w:eastAsia="Times New Roman" w:cs="Times New Roman"/>
-        <w:b w:val="0"/>
-        <w:color w:val="000000"/>
-        <w:sz w:val="20"/>
-      </w:rPr>
-      <w:t xml:space="preserve"> 页 / 共 </w:t>
-    </w:r>
-    <w:r>
-      <w:rPr>
-        <w:rFonts w:ascii="Times New Roman" w:hAnsi="Times New Roman" w:eastAsia="Times New Roman" w:cs="Times New Roman"/>
-        <w:b w:val="0"/>
-        <w:color w:val="000000"/>
-        <w:sz w:val="20"/>
-      </w:rPr>
-      <w:fldChar w:fldCharType="begin"/>
-    </w:r>
-    <w:r>
-      <w:rPr>
-        <w:rFonts w:ascii="Times New Roman" w:hAnsi="Times New Roman" w:eastAsia="Times New Roman" w:cs="Times New Roman"/>
-        <w:b w:val="0"/>
-        <w:color w:val="000000"/>
-        <w:sz w:val="20"/>
-      </w:rPr>
-      <w:instrText xml:space="preserve"> NUMPAGES </w:instrText>
-    </w:r>
-    <w:r>
-      <w:rPr>
-        <w:rFonts w:ascii="Times New Roman" w:hAnsi="Times New Roman" w:eastAsia="Times New Roman" w:cs="Times New Roman"/>
-        <w:b w:val="0"/>
-        <w:color w:val="000000"/>
-        <w:sz w:val="20"/>
-      </w:rPr>
-      <w:fldChar w:fldCharType="separate"/>
-    </w:r>
-    <w:r>
-      <w:rPr>
-        <w:rFonts w:ascii="Times New Roman" w:hAnsi="Times New Roman" w:eastAsia="Times New Roman" w:cs="Times New Roman"/>
-        <w:b w:val="0"/>
-        <w:color w:val="000000"/>
-        <w:sz w:val="20"/>
-      </w:rPr>
-      <w:t>1</w:t>
-    </w:r>
-    <w:r>
-      <w:rPr>
-        <w:rFonts w:ascii="Times New Roman" w:hAnsi="Times New Roman" w:eastAsia="Times New Roman" w:cs="Times New Roman"/>
-        <w:b w:val="0"/>
-        <w:color w:val="000000"/>
-        <w:sz w:val="20"/>
-      </w:rPr>
-      <w:fldChar w:fldCharType="end"/>
-    </w:r>
-    <w:r>
-      <w:rPr>
-        <w:rFonts w:ascii="Times New Roman" w:hAnsi="Times New Roman" w:eastAsia="Times New Roman" w:cs="Times New Roman"/>
-        <w:b w:val="0"/>
-        <w:color w:val="000000"/>
-        <w:sz w:val="20"/>
-      </w:rPr>
-      <w:t xml:space="preserve"> 页</w:t>
     </w:r>
   </w:p>
 </w:ftr>
@@ -23472,28 +23408,6 @@
     </w:p>
   </w:footnote>
 </w:footnotes>
-</file>
-
-<file path=word/header1.xml><?xml version="1.0" encoding="utf-8"?>
-<w:hdr xmlns:m="http://schemas.openxmlformats.org/officeDocument/2006/math" xmlns:mc="http://schemas.openxmlformats.org/markup-compatibility/2006" xmlns:mo="http://schemas.microsoft.com/office/mac/office/2008/main" xmlns:mv="urn:schemas-microsoft-com:mac:vml" xmlns:o="urn:schemas-microsoft-com:office:office" xmlns:r="http://schemas.openxmlformats.org/officeDocument/2006/relationships" xmlns:v="urn:schemas-microsoft-com:vml" xmlns:w10="urn:schemas-microsoft-com:office:word" xmlns:w14="http://schemas.microsoft.com/office/word/2010/wordml" xmlns:w="http://schemas.openxmlformats.org/wordprocessingml/2006/main" xmlns:wne="http://schemas.microsoft.com/office/word/2006/wordml" xmlns:wp14="http://schemas.microsoft.com/office/word/2010/wordprocessingDrawing" xmlns:wp="http://schemas.openxmlformats.org/drawingml/2006/wordprocessingDrawing" xmlns:wpc="http://schemas.microsoft.com/office/word/2010/wordprocessingCanvas" xmlns:wpg="http://schemas.microsoft.com/office/word/2010/wordprocessingGroup" xmlns:wpi="http://schemas.microsoft.com/office/word/2010/wordprocessingInk" xmlns:wps="http://schemas.microsoft.com/office/word/2010/wordprocessingShape" mc:Ignorable="w14 wp14">
-  <w:p>
-    <w:pPr>
-      <w:jc w:val="right"/>
-      <w:pBdr>
-        <w:bottom w:val="single" w:sz="4" w:space="2" w:color="000000"/>
-      </w:pBdr>
-    </w:pPr>
-    <w:r>
-      <w:rPr>
-        <w:rFonts w:ascii="Times New Roman" w:hAnsi="Times New Roman" w:eastAsia="Times New Roman" w:cs="Times New Roman"/>
-        <w:b w:val="0"/>
-        <w:color w:val="000000"/>
-        <w:sz w:val="18"/>
-      </w:rPr>
-      <w:t xml:space="preserve">第 12 章 高分子化学</w:t>
-    </w:r>
-  </w:p>
-</w:hdr>
 </file>
 
 <file path=word/numbering.xml><?xml version="1.0" encoding="utf-8"?>
